--- a/Report.docx
+++ b/Report.docx
@@ -4,7 +4,7 @@
   <w:body>
     <w:p>
       <w:pPr>
-        <w:spacing w:before="100" w:beforeAutospacing="1" w:after="100" w:afterAutospacing="1" w:line="240" w:lineRule="auto"/>
+        <w:spacing w:before="100" w:beforeAutospacing="1" w:after="100" w:afterAutospacing="1" w:line="360" w:lineRule="auto"/>
         <w:jc w:val="center"/>
         <w:outlineLvl w:val="0"/>
         <w:rPr>
@@ -32,7 +32,8 @@
     </w:p>
     <w:p>
       <w:pPr>
-        <w:spacing w:before="100" w:beforeAutospacing="1" w:after="100" w:afterAutospacing="1" w:line="240" w:lineRule="auto"/>
+        <w:spacing w:before="100" w:beforeAutospacing="1" w:after="100" w:afterAutospacing="1" w:line="360" w:lineRule="auto"/>
+        <w:jc w:val="both"/>
         <w:outlineLvl w:val="1"/>
         <w:rPr>
           <w:rFonts w:ascii="Times New Roman" w:eastAsia="Times New Roman" w:hAnsi="Times New Roman" w:cs="Times New Roman"/>
@@ -57,7 +58,8 @@
     </w:p>
     <w:p>
       <w:pPr>
-        <w:spacing w:before="100" w:beforeAutospacing="1" w:after="100" w:afterAutospacing="1" w:line="240" w:lineRule="auto"/>
+        <w:spacing w:before="100" w:beforeAutospacing="1" w:after="100" w:afterAutospacing="1" w:line="360" w:lineRule="auto"/>
+        <w:jc w:val="both"/>
         <w:rPr>
           <w:rFonts w:ascii="Times New Roman" w:eastAsia="Times New Roman" w:hAnsi="Times New Roman" w:cs="Times New Roman"/>
           <w:sz w:val="24"/>
@@ -77,7 +79,8 @@
     </w:p>
     <w:p>
       <w:pPr>
-        <w:spacing w:before="100" w:beforeAutospacing="1" w:after="100" w:afterAutospacing="1" w:line="240" w:lineRule="auto"/>
+        <w:spacing w:before="100" w:beforeAutospacing="1" w:after="100" w:afterAutospacing="1" w:line="360" w:lineRule="auto"/>
+        <w:jc w:val="both"/>
         <w:rPr>
           <w:rFonts w:ascii="Times New Roman" w:eastAsia="Times New Roman" w:hAnsi="Times New Roman" w:cs="Times New Roman"/>
           <w:sz w:val="24"/>
@@ -137,7 +140,8 @@
     </w:p>
     <w:p>
       <w:pPr>
-        <w:spacing w:before="100" w:beforeAutospacing="1" w:after="100" w:afterAutospacing="1" w:line="240" w:lineRule="auto"/>
+        <w:spacing w:before="100" w:beforeAutospacing="1" w:after="100" w:afterAutospacing="1" w:line="360" w:lineRule="auto"/>
+        <w:jc w:val="both"/>
         <w:rPr>
           <w:rFonts w:ascii="Times New Roman" w:eastAsia="Times New Roman" w:hAnsi="Times New Roman" w:cs="Times New Roman"/>
           <w:sz w:val="24"/>
@@ -197,7 +201,8 @@
     </w:p>
     <w:p>
       <w:pPr>
-        <w:spacing w:before="100" w:beforeAutospacing="1" w:after="100" w:afterAutospacing="1" w:line="240" w:lineRule="auto"/>
+        <w:spacing w:before="100" w:beforeAutospacing="1" w:after="100" w:afterAutospacing="1" w:line="360" w:lineRule="auto"/>
+        <w:jc w:val="both"/>
         <w:outlineLvl w:val="1"/>
         <w:rPr>
           <w:rFonts w:ascii="Times New Roman" w:eastAsia="Times New Roman" w:hAnsi="Times New Roman" w:cs="Times New Roman"/>
@@ -222,7 +227,8 @@
     </w:p>
     <w:p>
       <w:pPr>
-        <w:spacing w:before="100" w:beforeAutospacing="1" w:after="100" w:afterAutospacing="1" w:line="240" w:lineRule="auto"/>
+        <w:spacing w:before="100" w:beforeAutospacing="1" w:after="100" w:afterAutospacing="1" w:line="360" w:lineRule="auto"/>
+        <w:jc w:val="both"/>
         <w:rPr>
           <w:rFonts w:ascii="Times New Roman" w:eastAsia="Times New Roman" w:hAnsi="Times New Roman" w:cs="Times New Roman"/>
           <w:sz w:val="24"/>
@@ -242,7 +248,8 @@
     </w:p>
     <w:p>
       <w:pPr>
-        <w:spacing w:before="100" w:beforeAutospacing="1" w:after="100" w:afterAutospacing="1" w:line="240" w:lineRule="auto"/>
+        <w:spacing w:before="100" w:beforeAutospacing="1" w:after="100" w:afterAutospacing="1" w:line="360" w:lineRule="auto"/>
+        <w:jc w:val="both"/>
         <w:rPr>
           <w:rFonts w:ascii="Times New Roman" w:eastAsia="Times New Roman" w:hAnsi="Times New Roman" w:cs="Times New Roman"/>
           <w:sz w:val="24"/>
@@ -266,7 +273,8 @@
           <w:ilvl w:val="0"/>
           <w:numId w:val="1"/>
         </w:numPr>
-        <w:spacing w:before="100" w:beforeAutospacing="1" w:after="100" w:afterAutospacing="1" w:line="240" w:lineRule="auto"/>
+        <w:spacing w:before="100" w:beforeAutospacing="1" w:after="100" w:afterAutospacing="1" w:line="360" w:lineRule="auto"/>
+        <w:jc w:val="both"/>
         <w:rPr>
           <w:rFonts w:ascii="Times New Roman" w:eastAsia="Times New Roman" w:hAnsi="Times New Roman" w:cs="Times New Roman"/>
           <w:sz w:val="24"/>
@@ -283,6 +291,7 @@
           <w:szCs w:val="24"/>
           <w:lang w:bidi="ar-SA"/>
         </w:rPr>
+        <w:lastRenderedPageBreak/>
         <w:t>Time-consuming</w:t>
       </w:r>
       <w:r>
@@ -301,7 +310,8 @@
           <w:ilvl w:val="0"/>
           <w:numId w:val="1"/>
         </w:numPr>
-        <w:spacing w:before="100" w:beforeAutospacing="1" w:after="100" w:afterAutospacing="1" w:line="240" w:lineRule="auto"/>
+        <w:spacing w:before="100" w:beforeAutospacing="1" w:after="100" w:afterAutospacing="1" w:line="360" w:lineRule="auto"/>
+        <w:jc w:val="both"/>
         <w:rPr>
           <w:rFonts w:ascii="Times New Roman" w:eastAsia="Times New Roman" w:hAnsi="Times New Roman" w:cs="Times New Roman"/>
           <w:sz w:val="24"/>
@@ -336,7 +346,8 @@
           <w:ilvl w:val="0"/>
           <w:numId w:val="1"/>
         </w:numPr>
-        <w:spacing w:before="100" w:beforeAutospacing="1" w:after="100" w:afterAutospacing="1" w:line="240" w:lineRule="auto"/>
+        <w:spacing w:before="100" w:beforeAutospacing="1" w:after="100" w:afterAutospacing="1" w:line="360" w:lineRule="auto"/>
+        <w:jc w:val="both"/>
         <w:rPr>
           <w:rFonts w:ascii="Times New Roman" w:eastAsia="Times New Roman" w:hAnsi="Times New Roman" w:cs="Times New Roman"/>
           <w:sz w:val="24"/>
@@ -367,7 +378,8 @@
     </w:p>
     <w:p>
       <w:pPr>
-        <w:spacing w:before="100" w:beforeAutospacing="1" w:after="100" w:afterAutospacing="1" w:line="240" w:lineRule="auto"/>
+        <w:spacing w:before="100" w:beforeAutospacing="1" w:after="100" w:afterAutospacing="1" w:line="360" w:lineRule="auto"/>
+        <w:jc w:val="both"/>
         <w:rPr>
           <w:rFonts w:ascii="Times New Roman" w:eastAsia="Times New Roman" w:hAnsi="Times New Roman" w:cs="Times New Roman"/>
           <w:sz w:val="24"/>
@@ -387,7 +399,8 @@
     </w:p>
     <w:p>
       <w:pPr>
-        <w:spacing w:before="100" w:beforeAutospacing="1" w:after="100" w:afterAutospacing="1" w:line="240" w:lineRule="auto"/>
+        <w:spacing w:before="100" w:beforeAutospacing="1" w:after="100" w:afterAutospacing="1" w:line="360" w:lineRule="auto"/>
+        <w:jc w:val="both"/>
         <w:outlineLvl w:val="1"/>
         <w:rPr>
           <w:rFonts w:ascii="Times New Roman" w:eastAsia="Times New Roman" w:hAnsi="Times New Roman" w:cs="Times New Roman"/>
@@ -407,13 +420,13 @@
           <w:szCs w:val="32"/>
           <w:lang w:bidi="ar-SA"/>
         </w:rPr>
-        <w:lastRenderedPageBreak/>
         <w:t>3. Problem Statement</w:t>
       </w:r>
     </w:p>
     <w:p>
       <w:pPr>
-        <w:spacing w:before="100" w:beforeAutospacing="1" w:after="100" w:afterAutospacing="1" w:line="240" w:lineRule="auto"/>
+        <w:spacing w:before="100" w:beforeAutospacing="1" w:after="100" w:afterAutospacing="1" w:line="360" w:lineRule="auto"/>
+        <w:jc w:val="both"/>
         <w:rPr>
           <w:rFonts w:ascii="Times New Roman" w:eastAsia="Times New Roman" w:hAnsi="Times New Roman" w:cs="Times New Roman"/>
           <w:sz w:val="24"/>
@@ -457,7 +470,8 @@
           <w:ilvl w:val="0"/>
           <w:numId w:val="2"/>
         </w:numPr>
-        <w:spacing w:before="100" w:beforeAutospacing="1" w:after="100" w:afterAutospacing="1" w:line="240" w:lineRule="auto"/>
+        <w:spacing w:before="100" w:beforeAutospacing="1" w:after="100" w:afterAutospacing="1" w:line="360" w:lineRule="auto"/>
+        <w:jc w:val="both"/>
         <w:rPr>
           <w:rFonts w:ascii="Times New Roman" w:eastAsia="Times New Roman" w:hAnsi="Times New Roman" w:cs="Times New Roman"/>
           <w:sz w:val="24"/>
@@ -492,7 +506,8 @@
           <w:ilvl w:val="0"/>
           <w:numId w:val="2"/>
         </w:numPr>
-        <w:spacing w:before="100" w:beforeAutospacing="1" w:after="100" w:afterAutospacing="1" w:line="240" w:lineRule="auto"/>
+        <w:spacing w:before="100" w:beforeAutospacing="1" w:after="100" w:afterAutospacing="1" w:line="360" w:lineRule="auto"/>
+        <w:jc w:val="both"/>
         <w:rPr>
           <w:rFonts w:ascii="Times New Roman" w:eastAsia="Times New Roman" w:hAnsi="Times New Roman" w:cs="Times New Roman"/>
           <w:sz w:val="24"/>
@@ -527,7 +542,8 @@
           <w:ilvl w:val="0"/>
           <w:numId w:val="2"/>
         </w:numPr>
-        <w:spacing w:before="100" w:beforeAutospacing="1" w:after="100" w:afterAutospacing="1" w:line="240" w:lineRule="auto"/>
+        <w:spacing w:before="100" w:beforeAutospacing="1" w:after="100" w:afterAutospacing="1" w:line="360" w:lineRule="auto"/>
+        <w:jc w:val="both"/>
         <w:rPr>
           <w:rFonts w:ascii="Times New Roman" w:eastAsia="Times New Roman" w:hAnsi="Times New Roman" w:cs="Times New Roman"/>
           <w:sz w:val="24"/>
@@ -562,7 +578,8 @@
           <w:ilvl w:val="0"/>
           <w:numId w:val="2"/>
         </w:numPr>
-        <w:spacing w:before="100" w:beforeAutospacing="1" w:after="100" w:afterAutospacing="1" w:line="240" w:lineRule="auto"/>
+        <w:spacing w:before="100" w:beforeAutospacing="1" w:after="100" w:afterAutospacing="1" w:line="360" w:lineRule="auto"/>
+        <w:jc w:val="both"/>
         <w:rPr>
           <w:rFonts w:ascii="Times New Roman" w:eastAsia="Times New Roman" w:hAnsi="Times New Roman" w:cs="Times New Roman"/>
           <w:sz w:val="24"/>
@@ -593,7 +610,8 @@
     </w:p>
     <w:p>
       <w:pPr>
-        <w:spacing w:before="100" w:beforeAutospacing="1" w:after="100" w:afterAutospacing="1" w:line="240" w:lineRule="auto"/>
+        <w:spacing w:before="100" w:beforeAutospacing="1" w:after="100" w:afterAutospacing="1" w:line="360" w:lineRule="auto"/>
+        <w:jc w:val="both"/>
         <w:rPr>
           <w:rFonts w:ascii="Times New Roman" w:eastAsia="Times New Roman" w:hAnsi="Times New Roman" w:cs="Times New Roman"/>
           <w:sz w:val="24"/>
@@ -613,7 +631,44 @@
     </w:p>
     <w:p>
       <w:pPr>
-        <w:spacing w:before="100" w:beforeAutospacing="1" w:after="100" w:afterAutospacing="1" w:line="240" w:lineRule="auto"/>
+        <w:spacing w:before="100" w:beforeAutospacing="1" w:after="100" w:afterAutospacing="1" w:line="360" w:lineRule="auto"/>
+        <w:jc w:val="both"/>
+        <w:rPr>
+          <w:rFonts w:ascii="Times New Roman" w:eastAsia="Times New Roman" w:hAnsi="Times New Roman" w:cs="Times New Roman"/>
+          <w:sz w:val="24"/>
+          <w:szCs w:val="24"/>
+          <w:lang w:bidi="ar-SA"/>
+        </w:rPr>
+      </w:pPr>
+    </w:p>
+    <w:p>
+      <w:pPr>
+        <w:spacing w:before="100" w:beforeAutospacing="1" w:after="100" w:afterAutospacing="1" w:line="360" w:lineRule="auto"/>
+        <w:jc w:val="both"/>
+        <w:rPr>
+          <w:rFonts w:ascii="Times New Roman" w:eastAsia="Times New Roman" w:hAnsi="Times New Roman" w:cs="Times New Roman"/>
+          <w:sz w:val="24"/>
+          <w:szCs w:val="24"/>
+          <w:lang w:bidi="ar-SA"/>
+        </w:rPr>
+      </w:pPr>
+    </w:p>
+    <w:p>
+      <w:pPr>
+        <w:spacing w:before="100" w:beforeAutospacing="1" w:after="100" w:afterAutospacing="1" w:line="360" w:lineRule="auto"/>
+        <w:jc w:val="both"/>
+        <w:rPr>
+          <w:rFonts w:ascii="Times New Roman" w:eastAsia="Times New Roman" w:hAnsi="Times New Roman" w:cs="Times New Roman"/>
+          <w:sz w:val="24"/>
+          <w:szCs w:val="24"/>
+          <w:lang w:bidi="ar-SA"/>
+        </w:rPr>
+      </w:pPr>
+    </w:p>
+    <w:p>
+      <w:pPr>
+        <w:spacing w:before="100" w:beforeAutospacing="1" w:after="100" w:afterAutospacing="1" w:line="360" w:lineRule="auto"/>
+        <w:jc w:val="both"/>
         <w:outlineLvl w:val="1"/>
         <w:rPr>
           <w:rFonts w:ascii="Times New Roman" w:eastAsia="Times New Roman" w:hAnsi="Times New Roman" w:cs="Times New Roman"/>
@@ -638,7 +693,8 @@
     </w:p>
     <w:p>
       <w:pPr>
-        <w:spacing w:before="100" w:beforeAutospacing="1" w:after="100" w:afterAutospacing="1" w:line="240" w:lineRule="auto"/>
+        <w:spacing w:before="100" w:beforeAutospacing="1" w:after="100" w:afterAutospacing="1" w:line="360" w:lineRule="auto"/>
+        <w:jc w:val="both"/>
         <w:rPr>
           <w:rFonts w:ascii="Times New Roman" w:eastAsia="Times New Roman" w:hAnsi="Times New Roman" w:cs="Times New Roman"/>
           <w:sz w:val="24"/>
@@ -662,7 +718,8 @@
           <w:ilvl w:val="0"/>
           <w:numId w:val="3"/>
         </w:numPr>
-        <w:spacing w:before="100" w:beforeAutospacing="1" w:after="100" w:afterAutospacing="1" w:line="240" w:lineRule="auto"/>
+        <w:spacing w:before="100" w:beforeAutospacing="1" w:after="100" w:afterAutospacing="1" w:line="360" w:lineRule="auto"/>
+        <w:jc w:val="both"/>
         <w:rPr>
           <w:rFonts w:ascii="Times New Roman" w:eastAsia="Times New Roman" w:hAnsi="Times New Roman" w:cs="Times New Roman"/>
           <w:sz w:val="24"/>
@@ -679,6 +736,7 @@
           <w:szCs w:val="24"/>
           <w:lang w:bidi="ar-SA"/>
         </w:rPr>
+        <w:lastRenderedPageBreak/>
         <w:t>Automation</w:t>
       </w:r>
       <w:r>
@@ -697,7 +755,8 @@
           <w:ilvl w:val="0"/>
           <w:numId w:val="3"/>
         </w:numPr>
-        <w:spacing w:before="100" w:beforeAutospacing="1" w:after="100" w:afterAutospacing="1" w:line="240" w:lineRule="auto"/>
+        <w:spacing w:before="100" w:beforeAutospacing="1" w:after="100" w:afterAutospacing="1" w:line="360" w:lineRule="auto"/>
+        <w:jc w:val="both"/>
         <w:rPr>
           <w:rFonts w:ascii="Times New Roman" w:eastAsia="Times New Roman" w:hAnsi="Times New Roman" w:cs="Times New Roman"/>
           <w:sz w:val="24"/>
@@ -732,7 +791,8 @@
           <w:ilvl w:val="0"/>
           <w:numId w:val="3"/>
         </w:numPr>
-        <w:spacing w:before="100" w:beforeAutospacing="1" w:after="100" w:afterAutospacing="1" w:line="240" w:lineRule="auto"/>
+        <w:spacing w:before="100" w:beforeAutospacing="1" w:after="100" w:afterAutospacing="1" w:line="360" w:lineRule="auto"/>
+        <w:jc w:val="both"/>
         <w:rPr>
           <w:rFonts w:ascii="Times New Roman" w:eastAsia="Times New Roman" w:hAnsi="Times New Roman" w:cs="Times New Roman"/>
           <w:sz w:val="24"/>
@@ -767,7 +827,8 @@
           <w:ilvl w:val="0"/>
           <w:numId w:val="3"/>
         </w:numPr>
-        <w:spacing w:before="100" w:beforeAutospacing="1" w:after="100" w:afterAutospacing="1" w:line="240" w:lineRule="auto"/>
+        <w:spacing w:before="100" w:beforeAutospacing="1" w:after="100" w:afterAutospacing="1" w:line="360" w:lineRule="auto"/>
+        <w:jc w:val="both"/>
         <w:rPr>
           <w:rFonts w:ascii="Times New Roman" w:eastAsia="Times New Roman" w:hAnsi="Times New Roman" w:cs="Times New Roman"/>
           <w:sz w:val="24"/>
@@ -802,7 +863,8 @@
           <w:ilvl w:val="0"/>
           <w:numId w:val="3"/>
         </w:numPr>
-        <w:spacing w:before="100" w:beforeAutospacing="1" w:after="100" w:afterAutospacing="1" w:line="240" w:lineRule="auto"/>
+        <w:spacing w:before="100" w:beforeAutospacing="1" w:after="100" w:afterAutospacing="1" w:line="360" w:lineRule="auto"/>
+        <w:jc w:val="both"/>
         <w:rPr>
           <w:rFonts w:ascii="Times New Roman" w:eastAsia="Times New Roman" w:hAnsi="Times New Roman" w:cs="Times New Roman"/>
           <w:sz w:val="24"/>
@@ -833,7 +895,8 @@
     </w:p>
     <w:p>
       <w:pPr>
-        <w:spacing w:before="100" w:beforeAutospacing="1" w:after="100" w:afterAutospacing="1" w:line="240" w:lineRule="auto"/>
+        <w:spacing w:before="100" w:beforeAutospacing="1" w:after="100" w:afterAutospacing="1" w:line="360" w:lineRule="auto"/>
+        <w:jc w:val="both"/>
         <w:outlineLvl w:val="1"/>
         <w:rPr>
           <w:rFonts w:ascii="Times New Roman" w:eastAsia="Times New Roman" w:hAnsi="Times New Roman" w:cs="Times New Roman"/>
@@ -858,7 +921,8 @@
     </w:p>
     <w:p>
       <w:pPr>
-        <w:spacing w:before="100" w:beforeAutospacing="1" w:after="100" w:afterAutospacing="1" w:line="240" w:lineRule="auto"/>
+        <w:spacing w:before="100" w:beforeAutospacing="1" w:after="100" w:afterAutospacing="1" w:line="360" w:lineRule="auto"/>
+        <w:jc w:val="both"/>
         <w:rPr>
           <w:rFonts w:ascii="Times New Roman" w:eastAsia="Times New Roman" w:hAnsi="Times New Roman" w:cs="Times New Roman"/>
           <w:sz w:val="24"/>
@@ -898,7 +962,8 @@
     </w:p>
     <w:p>
       <w:pPr>
-        <w:spacing w:before="100" w:beforeAutospacing="1" w:after="100" w:afterAutospacing="1" w:line="240" w:lineRule="auto"/>
+        <w:spacing w:before="100" w:beforeAutospacing="1" w:after="100" w:afterAutospacing="1" w:line="360" w:lineRule="auto"/>
+        <w:jc w:val="both"/>
         <w:rPr>
           <w:rFonts w:ascii="Times New Roman" w:eastAsia="Times New Roman" w:hAnsi="Times New Roman" w:cs="Times New Roman"/>
           <w:sz w:val="24"/>
@@ -924,7 +989,8 @@
           <w:ilvl w:val="0"/>
           <w:numId w:val="4"/>
         </w:numPr>
-        <w:spacing w:before="100" w:beforeAutospacing="1" w:after="100" w:afterAutospacing="1" w:line="240" w:lineRule="auto"/>
+        <w:spacing w:before="100" w:beforeAutospacing="1" w:after="100" w:afterAutospacing="1" w:line="360" w:lineRule="auto"/>
+        <w:jc w:val="both"/>
         <w:rPr>
           <w:rFonts w:ascii="Times New Roman" w:eastAsia="Times New Roman" w:hAnsi="Times New Roman" w:cs="Times New Roman"/>
           <w:sz w:val="24"/>
@@ -959,7 +1025,8 @@
           <w:ilvl w:val="0"/>
           <w:numId w:val="4"/>
         </w:numPr>
-        <w:spacing w:before="100" w:beforeAutospacing="1" w:after="100" w:afterAutospacing="1" w:line="240" w:lineRule="auto"/>
+        <w:spacing w:before="100" w:beforeAutospacing="1" w:after="100" w:afterAutospacing="1" w:line="360" w:lineRule="auto"/>
+        <w:jc w:val="both"/>
         <w:rPr>
           <w:rFonts w:ascii="Times New Roman" w:eastAsia="Times New Roman" w:hAnsi="Times New Roman" w:cs="Times New Roman"/>
           <w:sz w:val="24"/>
@@ -994,7 +1061,8 @@
           <w:ilvl w:val="1"/>
           <w:numId w:val="19"/>
         </w:numPr>
-        <w:spacing w:before="100" w:beforeAutospacing="1" w:after="100" w:afterAutospacing="1" w:line="240" w:lineRule="auto"/>
+        <w:spacing w:before="100" w:beforeAutospacing="1" w:after="100" w:afterAutospacing="1" w:line="360" w:lineRule="auto"/>
+        <w:jc w:val="both"/>
         <w:rPr>
           <w:rFonts w:ascii="Times New Roman" w:eastAsia="Times New Roman" w:hAnsi="Times New Roman" w:cs="Times New Roman"/>
           <w:sz w:val="24"/>
@@ -1018,7 +1086,8 @@
           <w:ilvl w:val="1"/>
           <w:numId w:val="19"/>
         </w:numPr>
-        <w:spacing w:before="100" w:beforeAutospacing="1" w:after="100" w:afterAutospacing="1" w:line="240" w:lineRule="auto"/>
+        <w:spacing w:before="100" w:beforeAutospacing="1" w:after="100" w:afterAutospacing="1" w:line="360" w:lineRule="auto"/>
+        <w:jc w:val="both"/>
         <w:rPr>
           <w:rFonts w:ascii="Times New Roman" w:eastAsia="Times New Roman" w:hAnsi="Times New Roman" w:cs="Times New Roman"/>
           <w:sz w:val="24"/>
@@ -1042,7 +1111,8 @@
           <w:ilvl w:val="1"/>
           <w:numId w:val="19"/>
         </w:numPr>
-        <w:spacing w:before="100" w:beforeAutospacing="1" w:after="100" w:afterAutospacing="1" w:line="240" w:lineRule="auto"/>
+        <w:spacing w:before="100" w:beforeAutospacing="1" w:after="100" w:afterAutospacing="1" w:line="360" w:lineRule="auto"/>
+        <w:jc w:val="both"/>
         <w:rPr>
           <w:rFonts w:ascii="Times New Roman" w:eastAsia="Times New Roman" w:hAnsi="Times New Roman" w:cs="Times New Roman"/>
           <w:sz w:val="24"/>
@@ -1066,7 +1136,8 @@
           <w:ilvl w:val="1"/>
           <w:numId w:val="19"/>
         </w:numPr>
-        <w:spacing w:before="100" w:beforeAutospacing="1" w:after="100" w:afterAutospacing="1" w:line="240" w:lineRule="auto"/>
+        <w:spacing w:before="100" w:beforeAutospacing="1" w:after="100" w:afterAutospacing="1" w:line="360" w:lineRule="auto"/>
+        <w:jc w:val="both"/>
         <w:rPr>
           <w:rFonts w:ascii="Times New Roman" w:eastAsia="Times New Roman" w:hAnsi="Times New Roman" w:cs="Times New Roman"/>
           <w:sz w:val="24"/>
@@ -1090,22 +1161,22 @@
           <w:ilvl w:val="1"/>
           <w:numId w:val="19"/>
         </w:numPr>
-        <w:spacing w:before="100" w:beforeAutospacing="1" w:after="100" w:afterAutospacing="1" w:line="240" w:lineRule="auto"/>
-        <w:rPr>
-          <w:rFonts w:ascii="Times New Roman" w:eastAsia="Times New Roman" w:hAnsi="Times New Roman" w:cs="Times New Roman"/>
-          <w:sz w:val="24"/>
-          <w:szCs w:val="24"/>
-          <w:lang w:bidi="ar-SA"/>
-        </w:rPr>
-      </w:pPr>
-      <w:r>
-        <w:rPr>
-          <w:rFonts w:ascii="Times New Roman" w:eastAsia="Times New Roman" w:hAnsi="Times New Roman" w:cs="Times New Roman"/>
-          <w:sz w:val="24"/>
-          <w:szCs w:val="24"/>
-          <w:lang w:bidi="ar-SA"/>
-        </w:rPr>
-        <w:lastRenderedPageBreak/>
+        <w:spacing w:before="100" w:beforeAutospacing="1" w:after="100" w:afterAutospacing="1" w:line="360" w:lineRule="auto"/>
+        <w:jc w:val="both"/>
+        <w:rPr>
+          <w:rFonts w:ascii="Times New Roman" w:eastAsia="Times New Roman" w:hAnsi="Times New Roman" w:cs="Times New Roman"/>
+          <w:sz w:val="24"/>
+          <w:szCs w:val="24"/>
+          <w:lang w:bidi="ar-SA"/>
+        </w:rPr>
+      </w:pPr>
+      <w:r>
+        <w:rPr>
+          <w:rFonts w:ascii="Times New Roman" w:eastAsia="Times New Roman" w:hAnsi="Times New Roman" w:cs="Times New Roman"/>
+          <w:sz w:val="24"/>
+          <w:szCs w:val="24"/>
+          <w:lang w:bidi="ar-SA"/>
+        </w:rPr>
         <w:t>Spur: 115</w:t>
       </w:r>
     </w:p>
@@ -1115,7 +1186,8 @@
           <w:ilvl w:val="1"/>
           <w:numId w:val="19"/>
         </w:numPr>
-        <w:spacing w:before="100" w:beforeAutospacing="1" w:after="100" w:afterAutospacing="1" w:line="240" w:lineRule="auto"/>
+        <w:spacing w:before="100" w:beforeAutospacing="1" w:after="100" w:afterAutospacing="1" w:line="360" w:lineRule="auto"/>
+        <w:jc w:val="both"/>
         <w:rPr>
           <w:rFonts w:ascii="Times New Roman" w:eastAsia="Times New Roman" w:hAnsi="Times New Roman" w:cs="Times New Roman"/>
           <w:sz w:val="24"/>
@@ -1135,7 +1207,8 @@
     </w:p>
     <w:p>
       <w:pPr>
-        <w:spacing w:before="100" w:beforeAutospacing="1" w:after="100" w:afterAutospacing="1" w:line="240" w:lineRule="auto"/>
+        <w:spacing w:before="100" w:beforeAutospacing="1" w:after="100" w:afterAutospacing="1" w:line="360" w:lineRule="auto"/>
+        <w:jc w:val="both"/>
         <w:rPr>
           <w:rFonts w:ascii="Times New Roman" w:eastAsia="Times New Roman" w:hAnsi="Times New Roman" w:cs="Times New Roman"/>
           <w:sz w:val="24"/>
@@ -1159,7 +1232,8 @@
           <w:ilvl w:val="0"/>
           <w:numId w:val="5"/>
         </w:numPr>
-        <w:spacing w:before="100" w:beforeAutospacing="1" w:after="100" w:afterAutospacing="1" w:line="240" w:lineRule="auto"/>
+        <w:spacing w:before="100" w:beforeAutospacing="1" w:after="100" w:afterAutospacing="1" w:line="360" w:lineRule="auto"/>
+        <w:jc w:val="both"/>
         <w:rPr>
           <w:rFonts w:ascii="Times New Roman" w:eastAsia="Times New Roman" w:hAnsi="Times New Roman" w:cs="Times New Roman"/>
           <w:sz w:val="24"/>
@@ -1183,7 +1257,8 @@
           <w:ilvl w:val="0"/>
           <w:numId w:val="5"/>
         </w:numPr>
-        <w:spacing w:before="100" w:beforeAutospacing="1" w:after="100" w:afterAutospacing="1" w:line="240" w:lineRule="auto"/>
+        <w:spacing w:before="100" w:beforeAutospacing="1" w:after="100" w:afterAutospacing="1" w:line="360" w:lineRule="auto"/>
+        <w:jc w:val="both"/>
         <w:rPr>
           <w:rFonts w:ascii="Times New Roman" w:eastAsia="Times New Roman" w:hAnsi="Times New Roman" w:cs="Times New Roman"/>
           <w:sz w:val="24"/>
@@ -1207,7 +1282,8 @@
           <w:ilvl w:val="0"/>
           <w:numId w:val="5"/>
         </w:numPr>
-        <w:spacing w:before="100" w:beforeAutospacing="1" w:after="100" w:afterAutospacing="1" w:line="240" w:lineRule="auto"/>
+        <w:spacing w:before="100" w:beforeAutospacing="1" w:after="100" w:afterAutospacing="1" w:line="360" w:lineRule="auto"/>
+        <w:jc w:val="both"/>
         <w:rPr>
           <w:rFonts w:ascii="Times New Roman" w:eastAsia="Times New Roman" w:hAnsi="Times New Roman" w:cs="Times New Roman"/>
           <w:sz w:val="24"/>
@@ -1227,7 +1303,8 @@
     </w:p>
     <w:p>
       <w:pPr>
-        <w:spacing w:before="100" w:beforeAutospacing="1" w:after="100" w:afterAutospacing="1" w:line="240" w:lineRule="auto"/>
+        <w:spacing w:before="100" w:beforeAutospacing="1" w:after="100" w:afterAutospacing="1" w:line="360" w:lineRule="auto"/>
+        <w:jc w:val="both"/>
         <w:rPr>
           <w:rFonts w:ascii="Times New Roman" w:eastAsia="Times New Roman" w:hAnsi="Times New Roman" w:cs="Times New Roman"/>
           <w:sz w:val="24"/>
@@ -1243,6 +1320,7 @@
           <w:szCs w:val="24"/>
           <w:lang w:bidi="ar-SA"/>
         </w:rPr>
+        <w:lastRenderedPageBreak/>
         <w:drawing>
           <wp:inline distT="0" distB="0" distL="0" distR="0">
             <wp:extent cx="5938039" cy="2881563"/>
@@ -1282,7 +1360,7 @@
     </w:p>
     <w:p>
       <w:pPr>
-        <w:spacing w:before="100" w:beforeAutospacing="1" w:after="100" w:afterAutospacing="1" w:line="240" w:lineRule="auto"/>
+        <w:spacing w:before="100" w:beforeAutospacing="1" w:after="100" w:afterAutospacing="1" w:line="360" w:lineRule="auto"/>
         <w:jc w:val="center"/>
         <w:rPr>
           <w:rFonts w:ascii="Times New Roman" w:eastAsia="Times New Roman" w:hAnsi="Times New Roman" w:cs="Times New Roman"/>
@@ -1331,7 +1409,8 @@
     </w:p>
     <w:p>
       <w:pPr>
-        <w:spacing w:before="100" w:beforeAutospacing="1" w:after="100" w:afterAutospacing="1" w:line="240" w:lineRule="auto"/>
+        <w:spacing w:before="100" w:beforeAutospacing="1" w:after="100" w:afterAutospacing="1" w:line="360" w:lineRule="auto"/>
+        <w:jc w:val="both"/>
         <w:rPr>
           <w:rFonts w:ascii="Times New Roman" w:eastAsia="Times New Roman" w:hAnsi="Times New Roman" w:cs="Times New Roman"/>
           <w:b/>
@@ -1390,7 +1469,7 @@
     </w:p>
     <w:p>
       <w:pPr>
-        <w:spacing w:before="100" w:beforeAutospacing="1" w:after="100" w:afterAutospacing="1" w:line="240" w:lineRule="auto"/>
+        <w:spacing w:before="100" w:beforeAutospacing="1" w:after="100" w:afterAutospacing="1" w:line="360" w:lineRule="auto"/>
         <w:jc w:val="center"/>
         <w:rPr>
           <w:rFonts w:ascii="Times New Roman" w:eastAsia="Times New Roman" w:hAnsi="Times New Roman" w:cs="Times New Roman"/>
@@ -1414,7 +1493,8 @@
     </w:p>
     <w:p>
       <w:pPr>
-        <w:spacing w:before="100" w:beforeAutospacing="1" w:after="100" w:afterAutospacing="1" w:line="240" w:lineRule="auto"/>
+        <w:spacing w:before="100" w:beforeAutospacing="1" w:after="100" w:afterAutospacing="1" w:line="360" w:lineRule="auto"/>
+        <w:jc w:val="both"/>
         <w:rPr>
           <w:rFonts w:ascii="Times New Roman" w:eastAsia="Times New Roman" w:hAnsi="Times New Roman" w:cs="Times New Roman"/>
           <w:sz w:val="24"/>
@@ -1434,7 +1514,8 @@
     </w:p>
     <w:p>
       <w:pPr>
-        <w:spacing w:before="100" w:beforeAutospacing="1" w:after="100" w:afterAutospacing="1" w:line="240" w:lineRule="auto"/>
+        <w:spacing w:before="100" w:beforeAutospacing="1" w:after="100" w:afterAutospacing="1" w:line="360" w:lineRule="auto"/>
+        <w:jc w:val="both"/>
         <w:outlineLvl w:val="1"/>
         <w:rPr>
           <w:rFonts w:ascii="Times New Roman" w:eastAsia="Times New Roman" w:hAnsi="Times New Roman" w:cs="Times New Roman"/>
@@ -1454,13 +1535,13 @@
           <w:szCs w:val="32"/>
           <w:lang w:bidi="ar-SA"/>
         </w:rPr>
-        <w:lastRenderedPageBreak/>
         <w:t>6. System Workflow</w:t>
       </w:r>
     </w:p>
     <w:p>
       <w:pPr>
-        <w:spacing w:before="100" w:beforeAutospacing="1" w:after="100" w:afterAutospacing="1" w:line="240" w:lineRule="auto"/>
+        <w:spacing w:before="100" w:beforeAutospacing="1" w:after="100" w:afterAutospacing="1" w:line="360" w:lineRule="auto"/>
+        <w:jc w:val="both"/>
         <w:rPr>
           <w:rFonts w:ascii="Times New Roman" w:eastAsia="Times New Roman" w:hAnsi="Times New Roman" w:cs="Times New Roman"/>
           <w:sz w:val="24"/>
@@ -1484,7 +1565,8 @@
           <w:ilvl w:val="0"/>
           <w:numId w:val="6"/>
         </w:numPr>
-        <w:spacing w:before="100" w:beforeAutospacing="1" w:after="100" w:afterAutospacing="1" w:line="240" w:lineRule="auto"/>
+        <w:spacing w:before="100" w:beforeAutospacing="1" w:after="100" w:afterAutospacing="1" w:line="360" w:lineRule="auto"/>
+        <w:jc w:val="both"/>
         <w:rPr>
           <w:rFonts w:ascii="Times New Roman" w:eastAsia="Times New Roman" w:hAnsi="Times New Roman" w:cs="Times New Roman"/>
           <w:sz w:val="24"/>
@@ -1501,6 +1583,7 @@
           <w:szCs w:val="24"/>
           <w:lang w:bidi="ar-SA"/>
         </w:rPr>
+        <w:lastRenderedPageBreak/>
         <w:t>Image Subtraction</w:t>
       </w:r>
       <w:r>
@@ -1519,7 +1602,8 @@
           <w:ilvl w:val="0"/>
           <w:numId w:val="6"/>
         </w:numPr>
-        <w:spacing w:before="100" w:beforeAutospacing="1" w:after="100" w:afterAutospacing="1" w:line="240" w:lineRule="auto"/>
+        <w:spacing w:before="100" w:beforeAutospacing="1" w:after="100" w:afterAutospacing="1" w:line="360" w:lineRule="auto"/>
+        <w:jc w:val="both"/>
         <w:rPr>
           <w:rFonts w:ascii="Times New Roman" w:eastAsia="Times New Roman" w:hAnsi="Times New Roman" w:cs="Times New Roman"/>
           <w:sz w:val="24"/>
@@ -1554,7 +1638,8 @@
           <w:ilvl w:val="0"/>
           <w:numId w:val="6"/>
         </w:numPr>
-        <w:spacing w:before="100" w:beforeAutospacing="1" w:after="100" w:afterAutospacing="1" w:line="240" w:lineRule="auto"/>
+        <w:spacing w:before="100" w:beforeAutospacing="1" w:after="100" w:afterAutospacing="1" w:line="360" w:lineRule="auto"/>
+        <w:jc w:val="both"/>
         <w:rPr>
           <w:rFonts w:ascii="Times New Roman" w:eastAsia="Times New Roman" w:hAnsi="Times New Roman" w:cs="Times New Roman"/>
           <w:sz w:val="24"/>
@@ -1589,7 +1674,8 @@
           <w:ilvl w:val="0"/>
           <w:numId w:val="6"/>
         </w:numPr>
-        <w:spacing w:before="100" w:beforeAutospacing="1" w:after="100" w:afterAutospacing="1" w:line="240" w:lineRule="auto"/>
+        <w:spacing w:before="100" w:beforeAutospacing="1" w:after="100" w:afterAutospacing="1" w:line="360" w:lineRule="auto"/>
+        <w:jc w:val="both"/>
         <w:rPr>
           <w:rFonts w:ascii="Times New Roman" w:eastAsia="Times New Roman" w:hAnsi="Times New Roman" w:cs="Times New Roman"/>
           <w:sz w:val="24"/>
@@ -1644,7 +1730,8 @@
           <w:ilvl w:val="0"/>
           <w:numId w:val="6"/>
         </w:numPr>
-        <w:spacing w:before="100" w:beforeAutospacing="1" w:after="100" w:afterAutospacing="1" w:line="240" w:lineRule="auto"/>
+        <w:spacing w:before="100" w:beforeAutospacing="1" w:after="100" w:afterAutospacing="1" w:line="360" w:lineRule="auto"/>
+        <w:jc w:val="both"/>
         <w:rPr>
           <w:rFonts w:ascii="Times New Roman" w:eastAsia="Times New Roman" w:hAnsi="Times New Roman" w:cs="Times New Roman"/>
           <w:sz w:val="24"/>
@@ -1679,7 +1766,8 @@
           <w:ilvl w:val="0"/>
           <w:numId w:val="6"/>
         </w:numPr>
-        <w:spacing w:before="100" w:beforeAutospacing="1" w:after="100" w:afterAutospacing="1" w:line="240" w:lineRule="auto"/>
+        <w:spacing w:before="100" w:beforeAutospacing="1" w:after="100" w:afterAutospacing="1" w:line="360" w:lineRule="auto"/>
+        <w:jc w:val="both"/>
         <w:rPr>
           <w:rFonts w:ascii="Times New Roman" w:eastAsia="Times New Roman" w:hAnsi="Times New Roman" w:cs="Times New Roman"/>
           <w:sz w:val="24"/>
@@ -1730,8 +1818,9 @@
     </w:p>
     <w:p>
       <w:pPr>
-        <w:spacing w:before="100" w:beforeAutospacing="1" w:after="100" w:afterAutospacing="1" w:line="240" w:lineRule="auto"/>
+        <w:spacing w:before="100" w:beforeAutospacing="1" w:after="100" w:afterAutospacing="1" w:line="360" w:lineRule="auto"/>
         <w:ind w:left="360"/>
+        <w:jc w:val="center"/>
         <w:rPr>
           <w:rFonts w:ascii="Times New Roman" w:eastAsia="Times New Roman" w:hAnsi="Times New Roman" w:cs="Times New Roman"/>
           <w:sz w:val="24"/>
@@ -1783,19 +1872,6 @@
           </wp:inline>
         </w:drawing>
       </w:r>
-    </w:p>
-    <w:p>
-      <w:pPr>
-        <w:spacing w:before="100" w:beforeAutospacing="1" w:after="100" w:afterAutospacing="1" w:line="240" w:lineRule="auto"/>
-        <w:jc w:val="center"/>
-        <w:rPr>
-          <w:rFonts w:ascii="Times New Roman" w:eastAsia="Times New Roman" w:hAnsi="Times New Roman" w:cs="Times New Roman"/>
-          <w:b/>
-          <w:sz w:val="24"/>
-          <w:szCs w:val="24"/>
-          <w:lang w:bidi="ar-SA"/>
-        </w:rPr>
-      </w:pPr>
       <w:proofErr w:type="gramStart"/>
       <w:r>
         <w:rPr>
@@ -1834,7 +1910,8 @@
     </w:p>
     <w:p>
       <w:pPr>
-        <w:spacing w:before="100" w:beforeAutospacing="1" w:after="100" w:afterAutospacing="1" w:line="240" w:lineRule="auto"/>
+        <w:spacing w:before="100" w:beforeAutospacing="1" w:after="100" w:afterAutospacing="1" w:line="360" w:lineRule="auto"/>
+        <w:jc w:val="both"/>
         <w:outlineLvl w:val="1"/>
         <w:rPr>
           <w:rFonts w:ascii="Times New Roman" w:eastAsia="Times New Roman" w:hAnsi="Times New Roman" w:cs="Times New Roman"/>
@@ -1859,7 +1936,8 @@
     </w:p>
     <w:p>
       <w:pPr>
-        <w:spacing w:before="100" w:beforeAutospacing="1" w:after="100" w:afterAutospacing="1" w:line="240" w:lineRule="auto"/>
+        <w:spacing w:before="100" w:beforeAutospacing="1" w:after="100" w:afterAutospacing="1" w:line="360" w:lineRule="auto"/>
+        <w:jc w:val="both"/>
         <w:rPr>
           <w:rFonts w:ascii="Times New Roman" w:eastAsia="Times New Roman" w:hAnsi="Times New Roman" w:cs="Times New Roman"/>
           <w:sz w:val="24"/>
@@ -1879,7 +1957,8 @@
     </w:p>
     <w:p>
       <w:pPr>
-        <w:spacing w:before="100" w:beforeAutospacing="1" w:after="100" w:afterAutospacing="1" w:line="240" w:lineRule="auto"/>
+        <w:spacing w:before="100" w:beforeAutospacing="1" w:after="100" w:afterAutospacing="1" w:line="360" w:lineRule="auto"/>
+        <w:jc w:val="both"/>
         <w:rPr>
           <w:rFonts w:ascii="Times New Roman" w:eastAsia="Times New Roman" w:hAnsi="Times New Roman" w:cs="Times New Roman"/>
           <w:sz w:val="24"/>
@@ -1914,27 +1993,30 @@
           <w:ilvl w:val="0"/>
           <w:numId w:val="7"/>
         </w:numPr>
-        <w:spacing w:before="100" w:beforeAutospacing="1" w:after="100" w:afterAutospacing="1" w:line="240" w:lineRule="auto"/>
-        <w:rPr>
-          <w:rFonts w:ascii="Times New Roman" w:eastAsia="Times New Roman" w:hAnsi="Times New Roman" w:cs="Times New Roman"/>
-          <w:sz w:val="24"/>
-          <w:szCs w:val="24"/>
-          <w:lang w:bidi="ar-SA"/>
-        </w:rPr>
-      </w:pPr>
-      <w:r>
-        <w:rPr>
-          <w:rFonts w:ascii="Times New Roman" w:eastAsia="Times New Roman" w:hAnsi="Times New Roman" w:cs="Times New Roman"/>
-          <w:sz w:val="24"/>
-          <w:szCs w:val="24"/>
-          <w:lang w:bidi="ar-SA"/>
-        </w:rPr>
+        <w:spacing w:before="100" w:beforeAutospacing="1" w:after="100" w:afterAutospacing="1" w:line="360" w:lineRule="auto"/>
+        <w:jc w:val="both"/>
+        <w:rPr>
+          <w:rFonts w:ascii="Times New Roman" w:eastAsia="Times New Roman" w:hAnsi="Times New Roman" w:cs="Times New Roman"/>
+          <w:sz w:val="24"/>
+          <w:szCs w:val="24"/>
+          <w:lang w:bidi="ar-SA"/>
+        </w:rPr>
+      </w:pPr>
+      <w:r>
+        <w:rPr>
+          <w:rFonts w:ascii="Times New Roman" w:eastAsia="Times New Roman" w:hAnsi="Times New Roman" w:cs="Times New Roman"/>
+          <w:sz w:val="24"/>
+          <w:szCs w:val="24"/>
+          <w:lang w:bidi="ar-SA"/>
+        </w:rPr>
+        <w:lastRenderedPageBreak/>
         <w:t>OpenCV (Python)</w:t>
       </w:r>
     </w:p>
     <w:p>
       <w:pPr>
-        <w:spacing w:before="100" w:beforeAutospacing="1" w:after="100" w:afterAutospacing="1" w:line="240" w:lineRule="auto"/>
+        <w:spacing w:before="100" w:beforeAutospacing="1" w:after="100" w:afterAutospacing="1" w:line="360" w:lineRule="auto"/>
+        <w:jc w:val="both"/>
         <w:rPr>
           <w:rFonts w:ascii="Times New Roman" w:eastAsia="Times New Roman" w:hAnsi="Times New Roman" w:cs="Times New Roman"/>
           <w:sz w:val="24"/>
@@ -1951,7 +2033,6 @@
           <w:szCs w:val="24"/>
           <w:lang w:bidi="ar-SA"/>
         </w:rPr>
-        <w:lastRenderedPageBreak/>
         <w:t>Processing Steps</w:t>
       </w:r>
       <w:r>
@@ -1970,7 +2051,8 @@
           <w:ilvl w:val="0"/>
           <w:numId w:val="8"/>
         </w:numPr>
-        <w:spacing w:before="100" w:beforeAutospacing="1" w:after="100" w:afterAutospacing="1" w:line="240" w:lineRule="auto"/>
+        <w:spacing w:before="100" w:beforeAutospacing="1" w:after="100" w:afterAutospacing="1" w:line="360" w:lineRule="auto"/>
+        <w:jc w:val="both"/>
         <w:rPr>
           <w:rFonts w:ascii="Times New Roman" w:eastAsia="Times New Roman" w:hAnsi="Times New Roman" w:cs="Times New Roman"/>
           <w:sz w:val="24"/>
@@ -2005,7 +2087,8 @@
           <w:ilvl w:val="0"/>
           <w:numId w:val="8"/>
         </w:numPr>
-        <w:spacing w:before="100" w:beforeAutospacing="1" w:after="100" w:afterAutospacing="1" w:line="240" w:lineRule="auto"/>
+        <w:spacing w:before="100" w:beforeAutospacing="1" w:after="100" w:afterAutospacing="1" w:line="360" w:lineRule="auto"/>
+        <w:jc w:val="both"/>
         <w:rPr>
           <w:rFonts w:ascii="Times New Roman" w:eastAsia="Times New Roman" w:hAnsi="Times New Roman" w:cs="Times New Roman"/>
           <w:sz w:val="24"/>
@@ -2040,7 +2123,8 @@
           <w:ilvl w:val="0"/>
           <w:numId w:val="8"/>
         </w:numPr>
-        <w:spacing w:before="100" w:beforeAutospacing="1" w:after="100" w:afterAutospacing="1" w:line="240" w:lineRule="auto"/>
+        <w:spacing w:before="100" w:beforeAutospacing="1" w:after="100" w:afterAutospacing="1" w:line="360" w:lineRule="auto"/>
+        <w:jc w:val="both"/>
         <w:rPr>
           <w:rFonts w:ascii="Times New Roman" w:eastAsia="Times New Roman" w:hAnsi="Times New Roman" w:cs="Times New Roman"/>
           <w:sz w:val="24"/>
@@ -2075,7 +2159,8 @@
           <w:ilvl w:val="0"/>
           <w:numId w:val="8"/>
         </w:numPr>
-        <w:spacing w:before="100" w:beforeAutospacing="1" w:after="100" w:afterAutospacing="1" w:line="240" w:lineRule="auto"/>
+        <w:spacing w:before="100" w:beforeAutospacing="1" w:after="100" w:afterAutospacing="1" w:line="360" w:lineRule="auto"/>
+        <w:jc w:val="both"/>
         <w:rPr>
           <w:rFonts w:ascii="Times New Roman" w:eastAsia="Times New Roman" w:hAnsi="Times New Roman" w:cs="Times New Roman"/>
           <w:sz w:val="24"/>
@@ -2106,8 +2191,8 @@
     </w:p>
     <w:p>
       <w:pPr>
-        <w:spacing w:before="100" w:beforeAutospacing="1" w:after="100" w:afterAutospacing="1" w:line="240" w:lineRule="auto"/>
-        <w:jc w:val="center"/>
+        <w:spacing w:before="100" w:beforeAutospacing="1" w:after="100" w:afterAutospacing="1" w:line="360" w:lineRule="auto"/>
+        <w:jc w:val="both"/>
         <w:rPr>
           <w:rFonts w:ascii="Times New Roman" w:eastAsia="Times New Roman" w:hAnsi="Times New Roman" w:cs="Times New Roman"/>
           <w:sz w:val="24"/>
@@ -2162,7 +2247,7 @@
     </w:p>
     <w:p>
       <w:pPr>
-        <w:spacing w:before="100" w:beforeAutospacing="1" w:after="100" w:afterAutospacing="1" w:line="240" w:lineRule="auto"/>
+        <w:spacing w:before="100" w:beforeAutospacing="1" w:after="100" w:afterAutospacing="1" w:line="360" w:lineRule="auto"/>
         <w:jc w:val="center"/>
         <w:rPr>
           <w:rFonts w:ascii="Times New Roman" w:eastAsia="Times New Roman" w:hAnsi="Times New Roman" w:cs="Times New Roman"/>
@@ -2203,8 +2288,8 @@
     </w:p>
     <w:p>
       <w:pPr>
-        <w:spacing w:before="100" w:beforeAutospacing="1" w:after="100" w:afterAutospacing="1" w:line="240" w:lineRule="auto"/>
-        <w:jc w:val="center"/>
+        <w:spacing w:before="100" w:beforeAutospacing="1" w:after="100" w:afterAutospacing="1" w:line="360" w:lineRule="auto"/>
+        <w:jc w:val="both"/>
         <w:rPr>
           <w:rFonts w:ascii="Times New Roman" w:eastAsia="Times New Roman" w:hAnsi="Times New Roman" w:cs="Times New Roman"/>
           <w:sz w:val="24"/>
@@ -2220,10 +2305,11 @@
           <w:szCs w:val="24"/>
           <w:lang w:bidi="ar-SA"/>
         </w:rPr>
+        <w:lastRenderedPageBreak/>
         <w:drawing>
           <wp:inline distT="0" distB="0" distL="0" distR="0">
-            <wp:extent cx="5934977" cy="2899611"/>
-            <wp:effectExtent l="19050" t="0" r="8623" b="0"/>
+            <wp:extent cx="5933707" cy="2556710"/>
+            <wp:effectExtent l="19050" t="0" r="0" b="0"/>
             <wp:docPr id="5" name="Picture 4" descr="01_missing_hole_01.jpg"/>
             <wp:cNvGraphicFramePr>
               <a:graphicFrameLocks xmlns:a="http://schemas.openxmlformats.org/drawingml/2006/main" noChangeAspect="1"/>
@@ -2244,7 +2330,7 @@
                   <pic:spPr>
                     <a:xfrm>
                       <a:off x="0" y="0"/>
-                      <a:ext cx="5943600" cy="2903824"/>
+                      <a:ext cx="5943600" cy="2560973"/>
                     </a:xfrm>
                     <a:prstGeom prst="rect">
                       <a:avLst/>
@@ -2259,7 +2345,7 @@
     </w:p>
     <w:p>
       <w:pPr>
-        <w:spacing w:before="100" w:beforeAutospacing="1" w:after="100" w:afterAutospacing="1" w:line="240" w:lineRule="auto"/>
+        <w:spacing w:before="100" w:beforeAutospacing="1" w:after="100" w:afterAutospacing="1" w:line="360" w:lineRule="auto"/>
         <w:jc w:val="center"/>
         <w:rPr>
           <w:rFonts w:ascii="Times New Roman" w:eastAsia="Times New Roman" w:hAnsi="Times New Roman" w:cs="Times New Roman"/>
@@ -2300,7 +2386,8 @@
     </w:p>
     <w:p>
       <w:pPr>
-        <w:spacing w:before="100" w:beforeAutospacing="1" w:after="100" w:afterAutospacing="1" w:line="240" w:lineRule="auto"/>
+        <w:spacing w:before="100" w:beforeAutospacing="1" w:after="100" w:afterAutospacing="1" w:line="360" w:lineRule="auto"/>
+        <w:jc w:val="both"/>
         <w:rPr>
           <w:rFonts w:ascii="Times New Roman" w:eastAsia="Times New Roman" w:hAnsi="Times New Roman" w:cs="Times New Roman"/>
           <w:sz w:val="24"/>
@@ -2316,7 +2403,6 @@
           <w:szCs w:val="24"/>
           <w:lang w:bidi="ar-SA"/>
         </w:rPr>
-        <w:lastRenderedPageBreak/>
         <w:drawing>
           <wp:inline distT="0" distB="0" distL="0" distR="0">
             <wp:extent cx="1954129" cy="1960536"/>
@@ -2444,7 +2530,7 @@
     </w:p>
     <w:p>
       <w:pPr>
-        <w:spacing w:before="100" w:beforeAutospacing="1" w:after="100" w:afterAutospacing="1" w:line="240" w:lineRule="auto"/>
+        <w:spacing w:before="100" w:beforeAutospacing="1" w:after="100" w:afterAutospacing="1" w:line="360" w:lineRule="auto"/>
         <w:jc w:val="center"/>
         <w:rPr>
           <w:rFonts w:ascii="Times New Roman" w:eastAsia="Times New Roman" w:hAnsi="Times New Roman" w:cs="Times New Roman"/>
@@ -2485,8 +2571,8 @@
     </w:p>
     <w:p>
       <w:pPr>
-        <w:spacing w:before="100" w:beforeAutospacing="1" w:after="100" w:afterAutospacing="1" w:line="240" w:lineRule="auto"/>
-        <w:jc w:val="center"/>
+        <w:spacing w:before="100" w:beforeAutospacing="1" w:after="100" w:afterAutospacing="1" w:line="360" w:lineRule="auto"/>
+        <w:jc w:val="both"/>
         <w:rPr>
           <w:rFonts w:ascii="Times New Roman" w:eastAsia="Times New Roman" w:hAnsi="Times New Roman" w:cs="Times New Roman"/>
           <w:sz w:val="24"/>
@@ -2504,7 +2590,7 @@
         </w:rPr>
         <w:drawing>
           <wp:inline distT="0" distB="0" distL="0" distR="0">
-            <wp:extent cx="5943600" cy="3107055"/>
+            <wp:extent cx="5933708" cy="2424363"/>
             <wp:effectExtent l="19050" t="0" r="0" b="0"/>
             <wp:docPr id="11" name="Picture 10" descr="01_missing_hole_01_contour.jpg"/>
             <wp:cNvGraphicFramePr>
@@ -2526,7 +2612,7 @@
                   <pic:spPr>
                     <a:xfrm>
                       <a:off x="0" y="0"/>
-                      <a:ext cx="5943600" cy="3107055"/>
+                      <a:ext cx="5943600" cy="2428405"/>
                     </a:xfrm>
                     <a:prstGeom prst="rect">
                       <a:avLst/>
@@ -2541,7 +2627,7 @@
     </w:p>
     <w:p>
       <w:pPr>
-        <w:spacing w:before="100" w:beforeAutospacing="1" w:after="100" w:afterAutospacing="1" w:line="240" w:lineRule="auto"/>
+        <w:spacing w:before="100" w:beforeAutospacing="1" w:after="100" w:afterAutospacing="1" w:line="360" w:lineRule="auto"/>
         <w:jc w:val="center"/>
         <w:rPr>
           <w:rFonts w:ascii="Times New Roman" w:eastAsia="Times New Roman" w:hAnsi="Times New Roman" w:cs="Times New Roman"/>
@@ -2562,27 +2648,30 @@
     </w:p>
     <w:p>
       <w:pPr>
-        <w:spacing w:before="100" w:beforeAutospacing="1" w:after="100" w:afterAutospacing="1" w:line="240" w:lineRule="auto"/>
-        <w:rPr>
-          <w:rFonts w:ascii="Times New Roman" w:eastAsia="Times New Roman" w:hAnsi="Times New Roman" w:cs="Times New Roman"/>
-          <w:sz w:val="24"/>
-          <w:szCs w:val="24"/>
-          <w:lang w:bidi="ar-SA"/>
-        </w:rPr>
-      </w:pPr>
-      <w:r>
-        <w:rPr>
-          <w:rFonts w:ascii="Times New Roman" w:eastAsia="Times New Roman" w:hAnsi="Times New Roman" w:cs="Times New Roman"/>
-          <w:sz w:val="24"/>
-          <w:szCs w:val="24"/>
-          <w:lang w:bidi="ar-SA"/>
-        </w:rPr>
+        <w:spacing w:before="100" w:beforeAutospacing="1" w:after="100" w:afterAutospacing="1" w:line="360" w:lineRule="auto"/>
+        <w:jc w:val="both"/>
+        <w:rPr>
+          <w:rFonts w:ascii="Times New Roman" w:eastAsia="Times New Roman" w:hAnsi="Times New Roman" w:cs="Times New Roman"/>
+          <w:sz w:val="24"/>
+          <w:szCs w:val="24"/>
+          <w:lang w:bidi="ar-SA"/>
+        </w:rPr>
+      </w:pPr>
+      <w:r>
+        <w:rPr>
+          <w:rFonts w:ascii="Times New Roman" w:eastAsia="Times New Roman" w:hAnsi="Times New Roman" w:cs="Times New Roman"/>
+          <w:sz w:val="24"/>
+          <w:szCs w:val="24"/>
+          <w:lang w:bidi="ar-SA"/>
+        </w:rPr>
+        <w:lastRenderedPageBreak/>
         <w:t>This pipeline ensures that only defective regions are analyzed, improving training efficiency and classification accuracy.</w:t>
       </w:r>
     </w:p>
     <w:p>
       <w:pPr>
-        <w:spacing w:before="100" w:beforeAutospacing="1" w:after="100" w:afterAutospacing="1" w:line="240" w:lineRule="auto"/>
+        <w:spacing w:before="100" w:beforeAutospacing="1" w:after="100" w:afterAutospacing="1" w:line="360" w:lineRule="auto"/>
+        <w:jc w:val="both"/>
         <w:outlineLvl w:val="1"/>
         <w:rPr>
           <w:rFonts w:ascii="Times New Roman" w:eastAsia="Times New Roman" w:hAnsi="Times New Roman" w:cs="Times New Roman"/>
@@ -2607,7 +2696,8 @@
     </w:p>
     <w:p>
       <w:pPr>
-        <w:spacing w:before="100" w:beforeAutospacing="1" w:after="100" w:afterAutospacing="1" w:line="240" w:lineRule="auto"/>
+        <w:spacing w:before="100" w:beforeAutospacing="1" w:after="100" w:afterAutospacing="1" w:line="360" w:lineRule="auto"/>
+        <w:jc w:val="both"/>
         <w:rPr>
           <w:rFonts w:ascii="Times New Roman" w:eastAsia="Times New Roman" w:hAnsi="Times New Roman" w:cs="Times New Roman"/>
           <w:sz w:val="24"/>
@@ -2658,7 +2748,8 @@
     </w:p>
     <w:p>
       <w:pPr>
-        <w:spacing w:before="100" w:beforeAutospacing="1" w:after="100" w:afterAutospacing="1" w:line="240" w:lineRule="auto"/>
+        <w:spacing w:before="100" w:beforeAutospacing="1" w:after="100" w:afterAutospacing="1" w:line="360" w:lineRule="auto"/>
+        <w:jc w:val="both"/>
         <w:rPr>
           <w:rFonts w:ascii="Times New Roman" w:eastAsia="Times New Roman" w:hAnsi="Times New Roman" w:cs="Times New Roman"/>
           <w:sz w:val="24"/>
@@ -2693,7 +2784,8 @@
           <w:ilvl w:val="0"/>
           <w:numId w:val="9"/>
         </w:numPr>
-        <w:spacing w:before="100" w:beforeAutospacing="1" w:after="100" w:afterAutospacing="1" w:line="240" w:lineRule="auto"/>
+        <w:spacing w:before="100" w:beforeAutospacing="1" w:after="100" w:afterAutospacing="1" w:line="360" w:lineRule="auto"/>
+        <w:jc w:val="both"/>
         <w:rPr>
           <w:rFonts w:ascii="Times New Roman" w:eastAsia="Times New Roman" w:hAnsi="Times New Roman" w:cs="Times New Roman"/>
           <w:sz w:val="24"/>
@@ -2717,7 +2809,8 @@
           <w:ilvl w:val="0"/>
           <w:numId w:val="9"/>
         </w:numPr>
-        <w:spacing w:before="100" w:beforeAutospacing="1" w:after="100" w:afterAutospacing="1" w:line="240" w:lineRule="auto"/>
+        <w:spacing w:before="100" w:beforeAutospacing="1" w:after="100" w:afterAutospacing="1" w:line="360" w:lineRule="auto"/>
+        <w:jc w:val="both"/>
         <w:rPr>
           <w:rFonts w:ascii="Times New Roman" w:eastAsia="Times New Roman" w:hAnsi="Times New Roman" w:cs="Times New Roman"/>
           <w:sz w:val="24"/>
@@ -2741,7 +2834,8 @@
           <w:ilvl w:val="0"/>
           <w:numId w:val="9"/>
         </w:numPr>
-        <w:spacing w:before="100" w:beforeAutospacing="1" w:after="100" w:afterAutospacing="1" w:line="240" w:lineRule="auto"/>
+        <w:spacing w:before="100" w:beforeAutospacing="1" w:after="100" w:afterAutospacing="1" w:line="360" w:lineRule="auto"/>
+        <w:jc w:val="both"/>
         <w:rPr>
           <w:rFonts w:ascii="Times New Roman" w:eastAsia="Times New Roman" w:hAnsi="Times New Roman" w:cs="Times New Roman"/>
           <w:sz w:val="24"/>
@@ -2761,7 +2855,8 @@
     </w:p>
     <w:p>
       <w:pPr>
-        <w:spacing w:before="100" w:beforeAutospacing="1" w:after="100" w:afterAutospacing="1" w:line="240" w:lineRule="auto"/>
+        <w:spacing w:before="100" w:beforeAutospacing="1" w:after="100" w:afterAutospacing="1" w:line="360" w:lineRule="auto"/>
+        <w:jc w:val="both"/>
         <w:rPr>
           <w:rFonts w:ascii="Times New Roman" w:eastAsia="Times New Roman" w:hAnsi="Times New Roman" w:cs="Times New Roman"/>
           <w:sz w:val="24"/>
@@ -2778,7 +2873,6 @@
           <w:szCs w:val="24"/>
           <w:lang w:bidi="ar-SA"/>
         </w:rPr>
-        <w:lastRenderedPageBreak/>
         <w:t>Training Setup</w:t>
       </w:r>
       <w:r>
@@ -2797,7 +2891,8 @@
           <w:ilvl w:val="0"/>
           <w:numId w:val="10"/>
         </w:numPr>
-        <w:spacing w:before="100" w:beforeAutospacing="1" w:after="100" w:afterAutospacing="1" w:line="240" w:lineRule="auto"/>
+        <w:spacing w:before="100" w:beforeAutospacing="1" w:after="100" w:afterAutospacing="1" w:line="360" w:lineRule="auto"/>
+        <w:jc w:val="both"/>
         <w:rPr>
           <w:rFonts w:ascii="Times New Roman" w:eastAsia="Times New Roman" w:hAnsi="Times New Roman" w:cs="Times New Roman"/>
           <w:sz w:val="24"/>
@@ -2832,7 +2927,8 @@
           <w:ilvl w:val="0"/>
           <w:numId w:val="10"/>
         </w:numPr>
-        <w:spacing w:before="100" w:beforeAutospacing="1" w:after="100" w:afterAutospacing="1" w:line="240" w:lineRule="auto"/>
+        <w:spacing w:before="100" w:beforeAutospacing="1" w:after="100" w:afterAutospacing="1" w:line="360" w:lineRule="auto"/>
+        <w:jc w:val="both"/>
         <w:rPr>
           <w:rFonts w:ascii="Times New Roman" w:eastAsia="Times New Roman" w:hAnsi="Times New Roman" w:cs="Times New Roman"/>
           <w:sz w:val="24"/>
@@ -2856,7 +2952,8 @@
           <w:ilvl w:val="0"/>
           <w:numId w:val="10"/>
         </w:numPr>
-        <w:spacing w:before="100" w:beforeAutospacing="1" w:after="100" w:afterAutospacing="1" w:line="240" w:lineRule="auto"/>
+        <w:spacing w:before="100" w:beforeAutospacing="1" w:after="100" w:afterAutospacing="1" w:line="360" w:lineRule="auto"/>
+        <w:jc w:val="both"/>
         <w:rPr>
           <w:rFonts w:ascii="Times New Roman" w:eastAsia="Times New Roman" w:hAnsi="Times New Roman" w:cs="Times New Roman"/>
           <w:sz w:val="24"/>
@@ -2880,7 +2977,8 @@
           <w:ilvl w:val="0"/>
           <w:numId w:val="10"/>
         </w:numPr>
-        <w:spacing w:before="100" w:beforeAutospacing="1" w:after="100" w:afterAutospacing="1" w:line="240" w:lineRule="auto"/>
+        <w:spacing w:before="100" w:beforeAutospacing="1" w:after="100" w:afterAutospacing="1" w:line="360" w:lineRule="auto"/>
+        <w:jc w:val="both"/>
         <w:rPr>
           <w:rFonts w:ascii="Times New Roman" w:eastAsia="Times New Roman" w:hAnsi="Times New Roman" w:cs="Times New Roman"/>
           <w:sz w:val="24"/>
@@ -2904,7 +3002,8 @@
           <w:ilvl w:val="0"/>
           <w:numId w:val="10"/>
         </w:numPr>
-        <w:spacing w:before="100" w:beforeAutospacing="1" w:after="100" w:afterAutospacing="1" w:line="240" w:lineRule="auto"/>
+        <w:spacing w:before="100" w:beforeAutospacing="1" w:after="100" w:afterAutospacing="1" w:line="360" w:lineRule="auto"/>
+        <w:jc w:val="both"/>
         <w:rPr>
           <w:rFonts w:ascii="Times New Roman" w:eastAsia="Times New Roman" w:hAnsi="Times New Roman" w:cs="Times New Roman"/>
           <w:sz w:val="24"/>
@@ -2928,7 +3027,8 @@
           <w:ilvl w:val="0"/>
           <w:numId w:val="10"/>
         </w:numPr>
-        <w:spacing w:before="100" w:beforeAutospacing="1" w:after="100" w:afterAutospacing="1" w:line="240" w:lineRule="auto"/>
+        <w:spacing w:before="100" w:beforeAutospacing="1" w:after="100" w:afterAutospacing="1" w:line="360" w:lineRule="auto"/>
+        <w:jc w:val="both"/>
         <w:rPr>
           <w:rFonts w:ascii="Times New Roman" w:eastAsia="Times New Roman" w:hAnsi="Times New Roman" w:cs="Times New Roman"/>
           <w:sz w:val="24"/>
@@ -2948,7 +3048,8 @@
     </w:p>
     <w:p>
       <w:pPr>
-        <w:spacing w:before="100" w:beforeAutospacing="1" w:after="100" w:afterAutospacing="1" w:line="240" w:lineRule="auto"/>
+        <w:spacing w:before="100" w:beforeAutospacing="1" w:after="100" w:afterAutospacing="1" w:line="360" w:lineRule="auto"/>
+        <w:jc w:val="both"/>
         <w:rPr>
           <w:rFonts w:ascii="Times New Roman" w:eastAsia="Times New Roman" w:hAnsi="Times New Roman" w:cs="Times New Roman"/>
           <w:sz w:val="24"/>
@@ -2983,7 +3084,8 @@
           <w:ilvl w:val="0"/>
           <w:numId w:val="11"/>
         </w:numPr>
-        <w:spacing w:before="100" w:beforeAutospacing="1" w:after="100" w:afterAutospacing="1" w:line="240" w:lineRule="auto"/>
+        <w:spacing w:before="100" w:beforeAutospacing="1" w:after="100" w:afterAutospacing="1" w:line="360" w:lineRule="auto"/>
+        <w:jc w:val="both"/>
         <w:rPr>
           <w:rFonts w:ascii="Times New Roman" w:eastAsia="Times New Roman" w:hAnsi="Times New Roman" w:cs="Times New Roman"/>
           <w:sz w:val="24"/>
@@ -3007,7 +3109,8 @@
           <w:ilvl w:val="0"/>
           <w:numId w:val="11"/>
         </w:numPr>
-        <w:spacing w:before="100" w:beforeAutospacing="1" w:after="100" w:afterAutospacing="1" w:line="240" w:lineRule="auto"/>
+        <w:spacing w:before="100" w:beforeAutospacing="1" w:after="100" w:afterAutospacing="1" w:line="360" w:lineRule="auto"/>
+        <w:jc w:val="both"/>
         <w:rPr>
           <w:rFonts w:ascii="Times New Roman" w:eastAsia="Times New Roman" w:hAnsi="Times New Roman" w:cs="Times New Roman"/>
           <w:sz w:val="24"/>
@@ -3042,7 +3145,8 @@
           <w:ilvl w:val="0"/>
           <w:numId w:val="11"/>
         </w:numPr>
-        <w:spacing w:before="100" w:beforeAutospacing="1" w:after="100" w:afterAutospacing="1" w:line="240" w:lineRule="auto"/>
+        <w:spacing w:before="100" w:beforeAutospacing="1" w:after="100" w:afterAutospacing="1" w:line="360" w:lineRule="auto"/>
+        <w:jc w:val="both"/>
         <w:rPr>
           <w:rFonts w:ascii="Times New Roman" w:eastAsia="Times New Roman" w:hAnsi="Times New Roman" w:cs="Times New Roman"/>
           <w:sz w:val="24"/>
@@ -3062,7 +3166,8 @@
     </w:p>
     <w:p>
       <w:pPr>
-        <w:spacing w:before="100" w:beforeAutospacing="1" w:after="100" w:afterAutospacing="1" w:line="240" w:lineRule="auto"/>
+        <w:spacing w:before="100" w:beforeAutospacing="1" w:after="100" w:afterAutospacing="1" w:line="360" w:lineRule="auto"/>
+        <w:jc w:val="both"/>
         <w:outlineLvl w:val="1"/>
         <w:rPr>
           <w:rFonts w:ascii="Times New Roman" w:eastAsia="Times New Roman" w:hAnsi="Times New Roman" w:cs="Times New Roman"/>
@@ -3087,7 +3192,8 @@
     </w:p>
     <w:p>
       <w:pPr>
-        <w:spacing w:before="100" w:beforeAutospacing="1" w:after="100" w:afterAutospacing="1" w:line="240" w:lineRule="auto"/>
+        <w:spacing w:before="100" w:beforeAutospacing="1" w:after="100" w:afterAutospacing="1" w:line="360" w:lineRule="auto"/>
+        <w:jc w:val="both"/>
         <w:rPr>
           <w:rFonts w:ascii="Times New Roman" w:eastAsia="Times New Roman" w:hAnsi="Times New Roman" w:cs="Times New Roman"/>
           <w:sz w:val="24"/>
@@ -3122,7 +3228,8 @@
           <w:ilvl w:val="0"/>
           <w:numId w:val="12"/>
         </w:numPr>
-        <w:spacing w:before="100" w:beforeAutospacing="1" w:after="100" w:afterAutospacing="1" w:line="240" w:lineRule="auto"/>
+        <w:spacing w:before="100" w:beforeAutospacing="1" w:after="100" w:afterAutospacing="1" w:line="360" w:lineRule="auto"/>
+        <w:jc w:val="both"/>
         <w:rPr>
           <w:rFonts w:ascii="Times New Roman" w:eastAsia="Times New Roman" w:hAnsi="Times New Roman" w:cs="Times New Roman"/>
           <w:sz w:val="24"/>
@@ -3166,7 +3273,8 @@
           <w:ilvl w:val="0"/>
           <w:numId w:val="12"/>
         </w:numPr>
-        <w:spacing w:before="100" w:beforeAutospacing="1" w:after="100" w:afterAutospacing="1" w:line="240" w:lineRule="auto"/>
+        <w:spacing w:before="100" w:beforeAutospacing="1" w:after="100" w:afterAutospacing="1" w:line="360" w:lineRule="auto"/>
+        <w:jc w:val="both"/>
         <w:rPr>
           <w:rFonts w:ascii="Times New Roman" w:eastAsia="Times New Roman" w:hAnsi="Times New Roman" w:cs="Times New Roman"/>
           <w:sz w:val="24"/>
@@ -3190,7 +3298,8 @@
           <w:ilvl w:val="1"/>
           <w:numId w:val="12"/>
         </w:numPr>
-        <w:spacing w:before="100" w:beforeAutospacing="1" w:after="100" w:afterAutospacing="1" w:line="240" w:lineRule="auto"/>
+        <w:spacing w:before="100" w:beforeAutospacing="1" w:after="100" w:afterAutospacing="1" w:line="360" w:lineRule="auto"/>
+        <w:jc w:val="both"/>
         <w:rPr>
           <w:rFonts w:ascii="Times New Roman" w:eastAsia="Times New Roman" w:hAnsi="Times New Roman" w:cs="Times New Roman"/>
           <w:sz w:val="24"/>
@@ -3214,7 +3323,8 @@
           <w:ilvl w:val="1"/>
           <w:numId w:val="12"/>
         </w:numPr>
-        <w:spacing w:before="100" w:beforeAutospacing="1" w:after="100" w:afterAutospacing="1" w:line="240" w:lineRule="auto"/>
+        <w:spacing w:before="100" w:beforeAutospacing="1" w:after="100" w:afterAutospacing="1" w:line="360" w:lineRule="auto"/>
+        <w:jc w:val="both"/>
         <w:rPr>
           <w:rFonts w:ascii="Times New Roman" w:eastAsia="Times New Roman" w:hAnsi="Times New Roman" w:cs="Times New Roman"/>
           <w:sz w:val="24"/>
@@ -3238,21 +3348,23 @@
           <w:ilvl w:val="1"/>
           <w:numId w:val="12"/>
         </w:numPr>
-        <w:spacing w:before="100" w:beforeAutospacing="1" w:after="100" w:afterAutospacing="1" w:line="240" w:lineRule="auto"/>
-        <w:rPr>
-          <w:rFonts w:ascii="Times New Roman" w:eastAsia="Times New Roman" w:hAnsi="Times New Roman" w:cs="Times New Roman"/>
-          <w:sz w:val="24"/>
-          <w:szCs w:val="24"/>
-          <w:lang w:bidi="ar-SA"/>
-        </w:rPr>
-      </w:pPr>
-      <w:r>
-        <w:rPr>
-          <w:rFonts w:ascii="Times New Roman" w:eastAsia="Times New Roman" w:hAnsi="Times New Roman" w:cs="Times New Roman"/>
-          <w:sz w:val="24"/>
-          <w:szCs w:val="24"/>
-          <w:lang w:bidi="ar-SA"/>
-        </w:rPr>
+        <w:spacing w:before="100" w:beforeAutospacing="1" w:after="100" w:afterAutospacing="1" w:line="360" w:lineRule="auto"/>
+        <w:jc w:val="both"/>
+        <w:rPr>
+          <w:rFonts w:ascii="Times New Roman" w:eastAsia="Times New Roman" w:hAnsi="Times New Roman" w:cs="Times New Roman"/>
+          <w:sz w:val="24"/>
+          <w:szCs w:val="24"/>
+          <w:lang w:bidi="ar-SA"/>
+        </w:rPr>
+      </w:pPr>
+      <w:r>
+        <w:rPr>
+          <w:rFonts w:ascii="Times New Roman" w:eastAsia="Times New Roman" w:hAnsi="Times New Roman" w:cs="Times New Roman"/>
+          <w:sz w:val="24"/>
+          <w:szCs w:val="24"/>
+          <w:lang w:bidi="ar-SA"/>
+        </w:rPr>
+        <w:lastRenderedPageBreak/>
         <w:t>Download options for annotated images and CSV logs</w:t>
       </w:r>
     </w:p>
@@ -3262,7 +3374,8 @@
           <w:ilvl w:val="0"/>
           <w:numId w:val="12"/>
         </w:numPr>
-        <w:spacing w:before="100" w:beforeAutospacing="1" w:after="100" w:afterAutospacing="1" w:line="240" w:lineRule="auto"/>
+        <w:spacing w:before="100" w:beforeAutospacing="1" w:after="100" w:afterAutospacing="1" w:line="360" w:lineRule="auto"/>
+        <w:jc w:val="both"/>
         <w:rPr>
           <w:rFonts w:ascii="Times New Roman" w:eastAsia="Times New Roman" w:hAnsi="Times New Roman" w:cs="Times New Roman"/>
           <w:sz w:val="24"/>
@@ -3282,7 +3395,8 @@
     </w:p>
     <w:p>
       <w:pPr>
-        <w:spacing w:before="100" w:beforeAutospacing="1" w:after="100" w:afterAutospacing="1" w:line="240" w:lineRule="auto"/>
+        <w:spacing w:before="100" w:beforeAutospacing="1" w:after="100" w:afterAutospacing="1" w:line="360" w:lineRule="auto"/>
+        <w:jc w:val="both"/>
         <w:rPr>
           <w:rFonts w:ascii="Times New Roman" w:eastAsia="Times New Roman" w:hAnsi="Times New Roman" w:cs="Times New Roman"/>
           <w:sz w:val="24"/>
@@ -3317,7 +3431,8 @@
           <w:ilvl w:val="0"/>
           <w:numId w:val="13"/>
         </w:numPr>
-        <w:spacing w:before="100" w:beforeAutospacing="1" w:after="100" w:afterAutospacing="1" w:line="240" w:lineRule="auto"/>
+        <w:spacing w:before="100" w:beforeAutospacing="1" w:after="100" w:afterAutospacing="1" w:line="360" w:lineRule="auto"/>
+        <w:jc w:val="both"/>
         <w:rPr>
           <w:rFonts w:ascii="Times New Roman" w:eastAsia="Times New Roman" w:hAnsi="Times New Roman" w:cs="Times New Roman"/>
           <w:sz w:val="24"/>
@@ -3372,7 +3487,8 @@
           <w:ilvl w:val="0"/>
           <w:numId w:val="13"/>
         </w:numPr>
-        <w:spacing w:before="100" w:beforeAutospacing="1" w:after="100" w:afterAutospacing="1" w:line="240" w:lineRule="auto"/>
+        <w:spacing w:before="100" w:beforeAutospacing="1" w:after="100" w:afterAutospacing="1" w:line="360" w:lineRule="auto"/>
+        <w:jc w:val="both"/>
         <w:rPr>
           <w:rFonts w:ascii="Times New Roman" w:eastAsia="Times New Roman" w:hAnsi="Times New Roman" w:cs="Times New Roman"/>
           <w:sz w:val="24"/>
@@ -3396,7 +3512,8 @@
           <w:ilvl w:val="0"/>
           <w:numId w:val="13"/>
         </w:numPr>
-        <w:spacing w:before="100" w:beforeAutospacing="1" w:after="100" w:afterAutospacing="1" w:line="240" w:lineRule="auto"/>
+        <w:spacing w:before="100" w:beforeAutospacing="1" w:after="100" w:afterAutospacing="1" w:line="360" w:lineRule="auto"/>
+        <w:jc w:val="both"/>
         <w:rPr>
           <w:rFonts w:ascii="Times New Roman" w:eastAsia="Times New Roman" w:hAnsi="Times New Roman" w:cs="Times New Roman"/>
           <w:sz w:val="24"/>
@@ -3416,8 +3533,8 @@
     </w:p>
     <w:p>
       <w:pPr>
-        <w:spacing w:before="100" w:beforeAutospacing="1" w:after="100" w:afterAutospacing="1" w:line="240" w:lineRule="auto"/>
-        <w:jc w:val="center"/>
+        <w:spacing w:before="100" w:beforeAutospacing="1" w:after="100" w:afterAutospacing="1" w:line="360" w:lineRule="auto"/>
+        <w:jc w:val="both"/>
         <w:rPr>
           <w:rFonts w:ascii="Times New Roman" w:eastAsia="Times New Roman" w:hAnsi="Times New Roman" w:cs="Times New Roman"/>
           <w:sz w:val="24"/>
@@ -3435,8 +3552,8 @@
         </w:rPr>
         <w:drawing>
           <wp:inline distT="0" distB="0" distL="0" distR="0">
-            <wp:extent cx="5939959" cy="2586789"/>
-            <wp:effectExtent l="19050" t="0" r="3641" b="0"/>
+            <wp:extent cx="5938787" cy="2941721"/>
+            <wp:effectExtent l="19050" t="0" r="4813" b="0"/>
             <wp:docPr id="34" name="Picture 34"/>
             <wp:cNvGraphicFramePr>
               <a:graphicFrameLocks xmlns:a="http://schemas.openxmlformats.org/drawingml/2006/main" noChangeAspect="1"/>
@@ -3460,7 +3577,7 @@
                   <pic:spPr bwMode="auto">
                     <a:xfrm>
                       <a:off x="0" y="0"/>
-                      <a:ext cx="5943600" cy="2588374"/>
+                      <a:ext cx="5943600" cy="2944105"/>
                     </a:xfrm>
                     <a:prstGeom prst="rect">
                       <a:avLst/>
@@ -3482,7 +3599,86 @@
     </w:p>
     <w:p>
       <w:pPr>
-        <w:spacing w:before="100" w:beforeAutospacing="1" w:after="100" w:afterAutospacing="1" w:line="240" w:lineRule="auto"/>
+        <w:spacing w:before="100" w:beforeAutospacing="1" w:after="100" w:afterAutospacing="1" w:line="360" w:lineRule="auto"/>
+        <w:jc w:val="both"/>
+        <w:rPr>
+          <w:rFonts w:ascii="Times New Roman" w:eastAsia="Times New Roman" w:hAnsi="Times New Roman" w:cs="Times New Roman"/>
+          <w:sz w:val="24"/>
+          <w:szCs w:val="24"/>
+          <w:lang w:bidi="ar-SA"/>
+        </w:rPr>
+      </w:pPr>
+      <w:r>
+        <w:rPr>
+          <w:rFonts w:ascii="Times New Roman" w:eastAsia="Times New Roman" w:hAnsi="Times New Roman" w:cs="Times New Roman"/>
+          <w:noProof/>
+          <w:sz w:val="24"/>
+          <w:szCs w:val="24"/>
+          <w:lang w:bidi="ar-SA"/>
+        </w:rPr>
+        <w:drawing>
+          <wp:inline distT="0" distB="0" distL="0" distR="0">
+            <wp:extent cx="5942597" cy="2779295"/>
+            <wp:effectExtent l="19050" t="0" r="1003" b="0"/>
+            <wp:docPr id="7" name="Picture 1"/>
+            <wp:cNvGraphicFramePr>
+              <a:graphicFrameLocks xmlns:a="http://schemas.openxmlformats.org/drawingml/2006/main" noChangeAspect="1"/>
+            </wp:cNvGraphicFramePr>
+            <a:graphic xmlns:a="http://schemas.openxmlformats.org/drawingml/2006/main">
+              <a:graphicData uri="http://schemas.openxmlformats.org/drawingml/2006/picture">
+                <pic:pic xmlns:pic="http://schemas.openxmlformats.org/drawingml/2006/picture">
+                  <pic:nvPicPr>
+                    <pic:cNvPr id="0" name="Picture 1"/>
+                    <pic:cNvPicPr>
+                      <a:picLocks noChangeAspect="1" noChangeArrowheads="1"/>
+                    </pic:cNvPicPr>
+                  </pic:nvPicPr>
+                  <pic:blipFill>
+                    <a:blip r:embed="rId15" cstate="print"/>
+                    <a:srcRect/>
+                    <a:stretch>
+                      <a:fillRect/>
+                    </a:stretch>
+                  </pic:blipFill>
+                  <pic:spPr bwMode="auto">
+                    <a:xfrm>
+                      <a:off x="0" y="0"/>
+                      <a:ext cx="5943600" cy="2779764"/>
+                    </a:xfrm>
+                    <a:prstGeom prst="rect">
+                      <a:avLst/>
+                    </a:prstGeom>
+                    <a:noFill/>
+                    <a:ln w="9525">
+                      <a:noFill/>
+                      <a:miter lim="800000"/>
+                      <a:headEnd/>
+                      <a:tailEnd/>
+                    </a:ln>
+                  </pic:spPr>
+                </pic:pic>
+              </a:graphicData>
+            </a:graphic>
+          </wp:inline>
+        </w:drawing>
+      </w:r>
+    </w:p>
+    <w:p>
+      <w:pPr>
+        <w:spacing w:before="100" w:beforeAutospacing="1" w:after="100" w:afterAutospacing="1" w:line="360" w:lineRule="auto"/>
+        <w:jc w:val="both"/>
+        <w:rPr>
+          <w:rFonts w:ascii="Times New Roman" w:eastAsia="Times New Roman" w:hAnsi="Times New Roman" w:cs="Times New Roman"/>
+          <w:sz w:val="24"/>
+          <w:szCs w:val="24"/>
+          <w:lang w:bidi="ar-SA"/>
+        </w:rPr>
+      </w:pPr>
+    </w:p>
+    <w:p>
+      <w:pPr>
+        <w:spacing w:before="100" w:beforeAutospacing="1" w:after="100" w:afterAutospacing="1" w:line="360" w:lineRule="auto"/>
+        <w:jc w:val="both"/>
         <w:outlineLvl w:val="1"/>
         <w:rPr>
           <w:rFonts w:ascii="Times New Roman" w:eastAsia="Times New Roman" w:hAnsi="Times New Roman" w:cs="Times New Roman"/>
@@ -3508,7 +3704,8 @@
     </w:p>
     <w:p>
       <w:pPr>
-        <w:spacing w:before="100" w:beforeAutospacing="1" w:after="100" w:afterAutospacing="1" w:line="240" w:lineRule="auto"/>
+        <w:spacing w:before="100" w:beforeAutospacing="1" w:after="100" w:afterAutospacing="1" w:line="360" w:lineRule="auto"/>
+        <w:jc w:val="both"/>
         <w:rPr>
           <w:rFonts w:ascii="Times New Roman" w:eastAsia="Times New Roman" w:hAnsi="Times New Roman" w:cs="Times New Roman"/>
           <w:sz w:val="24"/>
@@ -3543,7 +3740,8 @@
           <w:ilvl w:val="0"/>
           <w:numId w:val="14"/>
         </w:numPr>
-        <w:spacing w:before="100" w:beforeAutospacing="1" w:after="100" w:afterAutospacing="1" w:line="240" w:lineRule="auto"/>
+        <w:spacing w:before="100" w:beforeAutospacing="1" w:after="100" w:afterAutospacing="1" w:line="360" w:lineRule="auto"/>
+        <w:jc w:val="both"/>
         <w:rPr>
           <w:rFonts w:ascii="Times New Roman" w:eastAsia="Times New Roman" w:hAnsi="Times New Roman" w:cs="Times New Roman"/>
           <w:sz w:val="24"/>
@@ -3563,7 +3761,8 @@
     </w:p>
     <w:p>
       <w:pPr>
-        <w:spacing w:before="100" w:beforeAutospacing="1" w:after="100" w:afterAutospacing="1" w:line="240" w:lineRule="auto"/>
+        <w:spacing w:before="100" w:beforeAutospacing="1" w:after="100" w:afterAutospacing="1" w:line="360" w:lineRule="auto"/>
+        <w:jc w:val="both"/>
         <w:rPr>
           <w:rFonts w:ascii="Times New Roman" w:eastAsia="Times New Roman" w:hAnsi="Times New Roman" w:cs="Times New Roman"/>
           <w:sz w:val="24"/>
@@ -3598,7 +3797,8 @@
           <w:ilvl w:val="0"/>
           <w:numId w:val="15"/>
         </w:numPr>
-        <w:spacing w:before="100" w:beforeAutospacing="1" w:after="100" w:afterAutospacing="1" w:line="240" w:lineRule="auto"/>
+        <w:spacing w:before="100" w:beforeAutospacing="1" w:after="100" w:afterAutospacing="1" w:line="360" w:lineRule="auto"/>
+        <w:jc w:val="both"/>
         <w:rPr>
           <w:rFonts w:ascii="Times New Roman" w:eastAsia="Times New Roman" w:hAnsi="Times New Roman" w:cs="Times New Roman"/>
           <w:sz w:val="24"/>
@@ -3638,7 +3838,8 @@
     </w:p>
     <w:p>
       <w:pPr>
-        <w:spacing w:before="100" w:beforeAutospacing="1" w:after="100" w:afterAutospacing="1" w:line="240" w:lineRule="auto"/>
+        <w:spacing w:before="100" w:beforeAutospacing="1" w:after="100" w:afterAutospacing="1" w:line="360" w:lineRule="auto"/>
+        <w:jc w:val="both"/>
         <w:rPr>
           <w:rFonts w:ascii="Times New Roman" w:eastAsia="Times New Roman" w:hAnsi="Times New Roman" w:cs="Times New Roman"/>
           <w:sz w:val="24"/>
@@ -3673,7 +3874,8 @@
           <w:ilvl w:val="0"/>
           <w:numId w:val="16"/>
         </w:numPr>
-        <w:spacing w:before="100" w:beforeAutospacing="1" w:after="100" w:afterAutospacing="1" w:line="240" w:lineRule="auto"/>
+        <w:spacing w:before="100" w:beforeAutospacing="1" w:after="100" w:afterAutospacing="1" w:line="360" w:lineRule="auto"/>
+        <w:jc w:val="both"/>
         <w:rPr>
           <w:rFonts w:ascii="Times New Roman" w:eastAsia="Times New Roman" w:hAnsi="Times New Roman" w:cs="Times New Roman"/>
           <w:sz w:val="24"/>
@@ -3697,7 +3899,8 @@
           <w:ilvl w:val="0"/>
           <w:numId w:val="16"/>
         </w:numPr>
-        <w:spacing w:before="100" w:beforeAutospacing="1" w:after="100" w:afterAutospacing="1" w:line="240" w:lineRule="auto"/>
+        <w:spacing w:before="100" w:beforeAutospacing="1" w:after="100" w:afterAutospacing="1" w:line="360" w:lineRule="auto"/>
+        <w:jc w:val="both"/>
         <w:rPr>
           <w:rFonts w:ascii="Times New Roman" w:eastAsia="Times New Roman" w:hAnsi="Times New Roman" w:cs="Times New Roman"/>
           <w:sz w:val="24"/>
@@ -3717,7 +3920,8 @@
     </w:p>
     <w:p>
       <w:pPr>
-        <w:spacing w:before="100" w:beforeAutospacing="1" w:after="100" w:afterAutospacing="1" w:line="240" w:lineRule="auto"/>
+        <w:spacing w:before="100" w:beforeAutospacing="1" w:after="100" w:afterAutospacing="1" w:line="360" w:lineRule="auto"/>
+        <w:jc w:val="both"/>
         <w:rPr>
           <w:rFonts w:ascii="Times New Roman" w:eastAsia="Times New Roman" w:hAnsi="Times New Roman" w:cs="Times New Roman"/>
           <w:sz w:val="24"/>
@@ -3752,7 +3956,8 @@
           <w:ilvl w:val="0"/>
           <w:numId w:val="17"/>
         </w:numPr>
-        <w:spacing w:before="100" w:beforeAutospacing="1" w:after="100" w:afterAutospacing="1" w:line="240" w:lineRule="auto"/>
+        <w:spacing w:before="100" w:beforeAutospacing="1" w:after="100" w:afterAutospacing="1" w:line="360" w:lineRule="auto"/>
+        <w:jc w:val="both"/>
         <w:rPr>
           <w:rFonts w:ascii="Times New Roman" w:eastAsia="Times New Roman" w:hAnsi="Times New Roman" w:cs="Times New Roman"/>
           <w:sz w:val="24"/>
@@ -3776,7 +3981,8 @@
           <w:ilvl w:val="0"/>
           <w:numId w:val="17"/>
         </w:numPr>
-        <w:spacing w:before="100" w:beforeAutospacing="1" w:after="100" w:afterAutospacing="1" w:line="240" w:lineRule="auto"/>
+        <w:spacing w:before="100" w:beforeAutospacing="1" w:after="100" w:afterAutospacing="1" w:line="360" w:lineRule="auto"/>
+        <w:jc w:val="both"/>
         <w:rPr>
           <w:rFonts w:ascii="Times New Roman" w:eastAsia="Times New Roman" w:hAnsi="Times New Roman" w:cs="Times New Roman"/>
           <w:sz w:val="24"/>
@@ -3796,7 +4002,8 @@
     </w:p>
     <w:p>
       <w:pPr>
-        <w:spacing w:before="100" w:beforeAutospacing="1" w:after="100" w:afterAutospacing="1" w:line="240" w:lineRule="auto"/>
+        <w:spacing w:before="100" w:beforeAutospacing="1" w:after="100" w:afterAutospacing="1" w:line="360" w:lineRule="auto"/>
+        <w:jc w:val="both"/>
         <w:outlineLvl w:val="1"/>
         <w:rPr>
           <w:rFonts w:ascii="Times New Roman" w:eastAsia="Times New Roman" w:hAnsi="Times New Roman" w:cs="Times New Roman"/>
@@ -3821,7 +4028,8 @@
     </w:p>
     <w:p>
       <w:pPr>
-        <w:spacing w:before="100" w:beforeAutospacing="1" w:after="100" w:afterAutospacing="1" w:line="240" w:lineRule="auto"/>
+        <w:spacing w:before="100" w:beforeAutospacing="1" w:after="100" w:afterAutospacing="1" w:line="360" w:lineRule="auto"/>
+        <w:jc w:val="both"/>
         <w:rPr>
           <w:rFonts w:ascii="Times New Roman" w:eastAsia="Times New Roman" w:hAnsi="Times New Roman" w:cs="Times New Roman"/>
           <w:sz w:val="24"/>
@@ -3841,7 +4049,8 @@
     </w:p>
     <w:p>
       <w:pPr>
-        <w:spacing w:before="100" w:beforeAutospacing="1" w:after="100" w:afterAutospacing="1" w:line="240" w:lineRule="auto"/>
+        <w:spacing w:before="100" w:beforeAutospacing="1" w:after="100" w:afterAutospacing="1" w:line="360" w:lineRule="auto"/>
+        <w:jc w:val="both"/>
         <w:outlineLvl w:val="1"/>
         <w:rPr>
           <w:rFonts w:ascii="Times New Roman" w:eastAsia="Times New Roman" w:hAnsi="Times New Roman" w:cs="Times New Roman"/>
@@ -3866,7 +4075,8 @@
     </w:p>
     <w:p>
       <w:pPr>
-        <w:spacing w:before="100" w:beforeAutospacing="1" w:after="100" w:afterAutospacing="1" w:line="240" w:lineRule="auto"/>
+        <w:spacing w:before="100" w:beforeAutospacing="1" w:after="100" w:afterAutospacing="1" w:line="360" w:lineRule="auto"/>
+        <w:jc w:val="both"/>
         <w:rPr>
           <w:rFonts w:ascii="Times New Roman" w:eastAsia="Times New Roman" w:hAnsi="Times New Roman" w:cs="Times New Roman"/>
           <w:sz w:val="24"/>
@@ -3890,7 +4100,8 @@
           <w:ilvl w:val="0"/>
           <w:numId w:val="18"/>
         </w:numPr>
-        <w:spacing w:before="100" w:beforeAutospacing="1" w:after="100" w:afterAutospacing="1" w:line="240" w:lineRule="auto"/>
+        <w:spacing w:before="100" w:beforeAutospacing="1" w:after="100" w:afterAutospacing="1" w:line="360" w:lineRule="auto"/>
+        <w:jc w:val="both"/>
         <w:rPr>
           <w:rFonts w:ascii="Times New Roman" w:eastAsia="Times New Roman" w:hAnsi="Times New Roman" w:cs="Times New Roman"/>
           <w:sz w:val="24"/>
@@ -3914,7 +4125,8 @@
           <w:ilvl w:val="0"/>
           <w:numId w:val="18"/>
         </w:numPr>
-        <w:spacing w:before="100" w:beforeAutospacing="1" w:after="100" w:afterAutospacing="1" w:line="240" w:lineRule="auto"/>
+        <w:spacing w:before="100" w:beforeAutospacing="1" w:after="100" w:afterAutospacing="1" w:line="360" w:lineRule="auto"/>
+        <w:jc w:val="both"/>
         <w:rPr>
           <w:rFonts w:ascii="Times New Roman" w:eastAsia="Times New Roman" w:hAnsi="Times New Roman" w:cs="Times New Roman"/>
           <w:sz w:val="24"/>
@@ -3938,7 +4150,8 @@
           <w:ilvl w:val="0"/>
           <w:numId w:val="18"/>
         </w:numPr>
-        <w:spacing w:before="100" w:beforeAutospacing="1" w:after="100" w:afterAutospacing="1" w:line="240" w:lineRule="auto"/>
+        <w:spacing w:before="100" w:beforeAutospacing="1" w:after="100" w:afterAutospacing="1" w:line="360" w:lineRule="auto"/>
+        <w:jc w:val="both"/>
         <w:rPr>
           <w:rFonts w:ascii="Times New Roman" w:eastAsia="Times New Roman" w:hAnsi="Times New Roman" w:cs="Times New Roman"/>
           <w:sz w:val="24"/>
@@ -3962,7 +4175,8 @@
           <w:ilvl w:val="0"/>
           <w:numId w:val="18"/>
         </w:numPr>
-        <w:spacing w:before="100" w:beforeAutospacing="1" w:after="100" w:afterAutospacing="1" w:line="240" w:lineRule="auto"/>
+        <w:spacing w:before="100" w:beforeAutospacing="1" w:after="100" w:afterAutospacing="1" w:line="360" w:lineRule="auto"/>
+        <w:jc w:val="both"/>
         <w:rPr>
           <w:rFonts w:ascii="Times New Roman" w:eastAsia="Times New Roman" w:hAnsi="Times New Roman" w:cs="Times New Roman"/>
           <w:sz w:val="24"/>
@@ -3979,17 +4193,10 @@
         </w:rPr>
         <w:t>Optimization for embedded or edge devices to enable on-site PCB testing</w:t>
       </w:r>
-    </w:p>
-    <w:p>
-      <w:pPr>
-        <w:rPr>
-          <w:rFonts w:ascii="Times New Roman" w:hAnsi="Times New Roman" w:cs="Times New Roman"/>
-        </w:rPr>
-      </w:pPr>
     </w:p>
     <w:sectPr>
       <w:pgSz w:w="12240" w:h="15840"/>
-      <w:pgMar w:top="1440" w:right="1440" w:bottom="990" w:left="1440" w:header="720" w:footer="720" w:gutter="0"/>
+      <w:pgMar w:top="990" w:right="1440" w:bottom="990" w:left="1440" w:header="720" w:footer="720" w:gutter="0"/>
       <w:pgBorders w:offsetFrom="page">
         <w:top w:val="single" w:sz="12" w:space="24" w:color="auto"/>
         <w:left w:val="single" w:sz="12" w:space="24" w:color="auto"/>
